--- a/documents/Member_Report_Vaibhav.docx
+++ b/documents/Member_Report_Vaibhav.docx
@@ -4,21 +4,23 @@
   <w:body>
     <w:p>
       <w:pPr>
-        <w:spacing w:before="0" w:after="40"/>
+        <w:spacing w:after="40"/>
+        <w:jc w:val="center"/>
       </w:pPr>
       <w:r>
         <w:rPr>
           <w:rFonts w:ascii="Calibri" w:hAnsi="Calibri"/>
           <w:b/>
-          <w:color w:val="004B87"/>
-          <w:sz w:val="38"/>
+          <w:color w:val="0A192F"/>
+          <w:sz w:val="40"/>
         </w:rPr>
         <w:t>Individual Technical Contribution Report</w:t>
       </w:r>
     </w:p>
     <w:p>
       <w:pPr>
-        <w:spacing w:before="0" w:after="160"/>
+        <w:spacing w:after="240"/>
+        <w:jc w:val="center"/>
       </w:pPr>
       <w:r>
         <w:rPr>
@@ -26,41 +28,35 @@
           <w:color w:val="475569"/>
           <w:sz w:val="23"/>
         </w:rPr>
-        <w:t>Network Domain, Data Engineering &amp; Governance Lead — Vaibhav</w:t>
+        <w:t>Network Domain, Data Engineering &amp; Verification Lead — Vaibhav</w:t>
       </w:r>
     </w:p>
     <w:tbl>
       <w:tblPr>
         <w:tblW w:type="auto" w:w="0"/>
         <w:jc w:val="center"/>
-        <w:tblLayout w:type="fixed"/>
         <w:tblLook w:firstColumn="1" w:firstRow="1" w:lastColumn="0" w:lastRow="0" w:noHBand="0" w:noVBand="1" w:val="04A0"/>
       </w:tblPr>
       <w:tblGrid>
-        <w:gridCol w:w="4896"/>
-        <w:gridCol w:w="4896"/>
+        <w:gridCol w:w="4968"/>
+        <w:gridCol w:w="4968"/>
       </w:tblGrid>
       <w:tr>
         <w:tc>
           <w:tcPr>
             <w:tcW w:type="dxa" w:w="3312"/>
-            <w:shd w:fill="004B87"/>
+            <w:shd w:fill="1E3A8A"/>
             <w:tcMar>
-              <w:top w:w="100" w:type="dxa"/>
-              <w:bottom w:w="100" w:type="dxa"/>
-              <w:left w:w="100" w:type="dxa"/>
-              <w:right w:w="100" w:type="dxa"/>
+              <w:top w:w="120" w:type="dxa"/>
+              <w:bottom w:w="120" w:type="dxa"/>
+              <w:left w:w="120" w:type="dxa"/>
+              <w:right w:w="120" w:type="dxa"/>
             </w:tcMar>
-            <w:tcBorders>
-              <w:top w:val="single" w:sz="4" w:color="E2E8F0"/>
-              <w:left w:val="single" w:sz="4" w:color="E2E8F0"/>
-              <w:bottom w:val="single" w:sz="4" w:color="E2E8F0"/>
-              <w:right w:val="single" w:sz="4" w:color="E2E8F0"/>
-            </w:tcBorders>
           </w:tcPr>
           <w:p>
             <w:pPr>
-              <w:spacing w:before="40" w:after="40"/>
+              <w:spacing w:after="0"/>
+              <w:jc w:val="left"/>
             </w:pPr>
             <w:r>
               <w:rPr>
@@ -76,23 +72,18 @@
         <w:tc>
           <w:tcPr>
             <w:tcW w:type="dxa" w:w="6048"/>
-            <w:shd w:fill="004B87"/>
+            <w:shd w:fill="1E3A8A"/>
             <w:tcMar>
-              <w:top w:w="100" w:type="dxa"/>
-              <w:bottom w:w="100" w:type="dxa"/>
-              <w:left w:w="100" w:type="dxa"/>
-              <w:right w:w="100" w:type="dxa"/>
+              <w:top w:w="120" w:type="dxa"/>
+              <w:bottom w:w="120" w:type="dxa"/>
+              <w:left w:w="120" w:type="dxa"/>
+              <w:right w:w="120" w:type="dxa"/>
             </w:tcMar>
-            <w:tcBorders>
-              <w:top w:val="single" w:sz="4" w:color="E2E8F0"/>
-              <w:left w:val="single" w:sz="4" w:color="E2E8F0"/>
-              <w:bottom w:val="single" w:sz="4" w:color="E2E8F0"/>
-              <w:right w:val="single" w:sz="4" w:color="E2E8F0"/>
-            </w:tcBorders>
           </w:tcPr>
           <w:p>
             <w:pPr>
-              <w:spacing w:before="40" w:after="40"/>
+              <w:spacing w:after="0"/>
+              <w:jc w:val="left"/>
             </w:pPr>
             <w:r>
               <w:rPr>
@@ -110,23 +101,18 @@
         <w:tc>
           <w:tcPr>
             <w:tcW w:type="dxa" w:w="3312"/>
-            <w:shd w:fill="FFFFFF"/>
+            <w:shd w:fill="F8FAFC"/>
             <w:tcMar>
-              <w:top w:w="80" w:type="dxa"/>
-              <w:bottom w:w="80" w:type="dxa"/>
-              <w:left w:w="100" w:type="dxa"/>
-              <w:right w:w="100" w:type="dxa"/>
+              <w:top w:w="100" w:type="dxa"/>
+              <w:bottom w:w="100" w:type="dxa"/>
+              <w:left w:w="120" w:type="dxa"/>
+              <w:right w:w="120" w:type="dxa"/>
             </w:tcMar>
-            <w:tcBorders>
-              <w:top w:val="single" w:sz="4" w:color="E2E8F0"/>
-              <w:left w:val="single" w:sz="4" w:color="E2E8F0"/>
-              <w:bottom w:val="single" w:sz="4" w:color="E2E8F0"/>
-              <w:right w:val="single" w:sz="4" w:color="E2E8F0"/>
-            </w:tcBorders>
           </w:tcPr>
           <w:p>
             <w:pPr>
-              <w:spacing w:before="40" w:after="40"/>
+              <w:spacing w:after="0" w:line="276" w:lineRule="auto"/>
+              <w:jc w:val="left"/>
             </w:pPr>
             <w:r>
               <w:rPr>
@@ -141,23 +127,18 @@
         <w:tc>
           <w:tcPr>
             <w:tcW w:type="dxa" w:w="6048"/>
-            <w:shd w:fill="FFFFFF"/>
+            <w:shd w:fill="F8FAFC"/>
             <w:tcMar>
-              <w:top w:w="80" w:type="dxa"/>
-              <w:bottom w:w="80" w:type="dxa"/>
-              <w:left w:w="100" w:type="dxa"/>
-              <w:right w:w="100" w:type="dxa"/>
+              <w:top w:w="100" w:type="dxa"/>
+              <w:bottom w:w="100" w:type="dxa"/>
+              <w:left w:w="120" w:type="dxa"/>
+              <w:right w:w="120" w:type="dxa"/>
             </w:tcMar>
-            <w:tcBorders>
-              <w:top w:val="single" w:sz="4" w:color="E2E8F0"/>
-              <w:left w:val="single" w:sz="4" w:color="E2E8F0"/>
-              <w:bottom w:val="single" w:sz="4" w:color="E2E8F0"/>
-              <w:right w:val="single" w:sz="4" w:color="E2E8F0"/>
-            </w:tcBorders>
           </w:tcPr>
           <w:p>
             <w:pPr>
-              <w:spacing w:before="40" w:after="40"/>
+              <w:spacing w:after="0" w:line="276" w:lineRule="auto"/>
+              <w:jc w:val="left"/>
             </w:pPr>
             <w:r>
               <w:rPr>
@@ -174,23 +155,18 @@
         <w:tc>
           <w:tcPr>
             <w:tcW w:type="dxa" w:w="3312"/>
-            <w:shd w:fill="F8FAFC"/>
+            <w:shd w:fill="FFFFFF"/>
             <w:tcMar>
-              <w:top w:w="80" w:type="dxa"/>
-              <w:bottom w:w="80" w:type="dxa"/>
-              <w:left w:w="100" w:type="dxa"/>
-              <w:right w:w="100" w:type="dxa"/>
+              <w:top w:w="100" w:type="dxa"/>
+              <w:bottom w:w="100" w:type="dxa"/>
+              <w:left w:w="120" w:type="dxa"/>
+              <w:right w:w="120" w:type="dxa"/>
             </w:tcMar>
-            <w:tcBorders>
-              <w:top w:val="single" w:sz="4" w:color="E2E8F0"/>
-              <w:left w:val="single" w:sz="4" w:color="E2E8F0"/>
-              <w:bottom w:val="single" w:sz="4" w:color="E2E8F0"/>
-              <w:right w:val="single" w:sz="4" w:color="E2E8F0"/>
-            </w:tcBorders>
           </w:tcPr>
           <w:p>
             <w:pPr>
-              <w:spacing w:before="40" w:after="40"/>
+              <w:spacing w:after="0" w:line="276" w:lineRule="auto"/>
+              <w:jc w:val="left"/>
             </w:pPr>
             <w:r>
               <w:rPr>
@@ -205,23 +181,18 @@
         <w:tc>
           <w:tcPr>
             <w:tcW w:type="dxa" w:w="6048"/>
-            <w:shd w:fill="F8FAFC"/>
+            <w:shd w:fill="FFFFFF"/>
             <w:tcMar>
-              <w:top w:w="80" w:type="dxa"/>
-              <w:bottom w:w="80" w:type="dxa"/>
-              <w:left w:w="100" w:type="dxa"/>
-              <w:right w:w="100" w:type="dxa"/>
+              <w:top w:w="100" w:type="dxa"/>
+              <w:bottom w:w="100" w:type="dxa"/>
+              <w:left w:w="120" w:type="dxa"/>
+              <w:right w:w="120" w:type="dxa"/>
             </w:tcMar>
-            <w:tcBorders>
-              <w:top w:val="single" w:sz="4" w:color="E2E8F0"/>
-              <w:left w:val="single" w:sz="4" w:color="E2E8F0"/>
-              <w:bottom w:val="single" w:sz="4" w:color="E2E8F0"/>
-              <w:right w:val="single" w:sz="4" w:color="E2E8F0"/>
-            </w:tcBorders>
           </w:tcPr>
           <w:p>
             <w:pPr>
-              <w:spacing w:before="40" w:after="40"/>
+              <w:spacing w:after="0" w:line="276" w:lineRule="auto"/>
+              <w:jc w:val="left"/>
             </w:pPr>
             <w:r>
               <w:rPr>
@@ -229,7 +200,7 @@
                 <w:color w:val="1E293B"/>
                 <w:sz w:val="18"/>
               </w:rPr>
-              <w:t>Network Domain, Data Engineering &amp; Responsible AI Governance Lead</w:t>
+              <w:t>Network Domain, Data Engineering &amp; Verification Lead</w:t>
             </w:r>
           </w:p>
         </w:tc>
@@ -238,23 +209,18 @@
         <w:tc>
           <w:tcPr>
             <w:tcW w:type="dxa" w:w="3312"/>
-            <w:shd w:fill="FFFFFF"/>
+            <w:shd w:fill="F8FAFC"/>
             <w:tcMar>
-              <w:top w:w="80" w:type="dxa"/>
-              <w:bottom w:w="80" w:type="dxa"/>
-              <w:left w:w="100" w:type="dxa"/>
-              <w:right w:w="100" w:type="dxa"/>
+              <w:top w:w="100" w:type="dxa"/>
+              <w:bottom w:w="100" w:type="dxa"/>
+              <w:left w:w="120" w:type="dxa"/>
+              <w:right w:w="120" w:type="dxa"/>
             </w:tcMar>
-            <w:tcBorders>
-              <w:top w:val="single" w:sz="4" w:color="E2E8F0"/>
-              <w:left w:val="single" w:sz="4" w:color="E2E8F0"/>
-              <w:bottom w:val="single" w:sz="4" w:color="E2E8F0"/>
-              <w:right w:val="single" w:sz="4" w:color="E2E8F0"/>
-            </w:tcBorders>
           </w:tcPr>
           <w:p>
             <w:pPr>
-              <w:spacing w:before="40" w:after="40"/>
+              <w:spacing w:after="0" w:line="276" w:lineRule="auto"/>
+              <w:jc w:val="left"/>
             </w:pPr>
             <w:r>
               <w:rPr>
@@ -269,23 +235,18 @@
         <w:tc>
           <w:tcPr>
             <w:tcW w:type="dxa" w:w="6048"/>
-            <w:shd w:fill="FFFFFF"/>
+            <w:shd w:fill="F8FAFC"/>
             <w:tcMar>
-              <w:top w:w="80" w:type="dxa"/>
-              <w:bottom w:w="80" w:type="dxa"/>
-              <w:left w:w="100" w:type="dxa"/>
-              <w:right w:w="100" w:type="dxa"/>
+              <w:top w:w="100" w:type="dxa"/>
+              <w:bottom w:w="100" w:type="dxa"/>
+              <w:left w:w="120" w:type="dxa"/>
+              <w:right w:w="120" w:type="dxa"/>
             </w:tcMar>
-            <w:tcBorders>
-              <w:top w:val="single" w:sz="4" w:color="E2E8F0"/>
-              <w:left w:val="single" w:sz="4" w:color="E2E8F0"/>
-              <w:bottom w:val="single" w:sz="4" w:color="E2E8F0"/>
-              <w:right w:val="single" w:sz="4" w:color="E2E8F0"/>
-            </w:tcBorders>
           </w:tcPr>
           <w:p>
             <w:pPr>
-              <w:spacing w:before="40" w:after="40"/>
+              <w:spacing w:after="0" w:line="276" w:lineRule="auto"/>
+              <w:jc w:val="left"/>
             </w:pPr>
             <w:r>
               <w:rPr>
@@ -302,23 +263,18 @@
         <w:tc>
           <w:tcPr>
             <w:tcW w:type="dxa" w:w="3312"/>
-            <w:shd w:fill="F8FAFC"/>
+            <w:shd w:fill="FFFFFF"/>
             <w:tcMar>
-              <w:top w:w="80" w:type="dxa"/>
-              <w:bottom w:w="80" w:type="dxa"/>
-              <w:left w:w="100" w:type="dxa"/>
-              <w:right w:w="100" w:type="dxa"/>
+              <w:top w:w="100" w:type="dxa"/>
+              <w:bottom w:w="100" w:type="dxa"/>
+              <w:left w:w="120" w:type="dxa"/>
+              <w:right w:w="120" w:type="dxa"/>
             </w:tcMar>
-            <w:tcBorders>
-              <w:top w:val="single" w:sz="4" w:color="E2E8F0"/>
-              <w:left w:val="single" w:sz="4" w:color="E2E8F0"/>
-              <w:bottom w:val="single" w:sz="4" w:color="E2E8F0"/>
-              <w:right w:val="single" w:sz="4" w:color="E2E8F0"/>
-            </w:tcBorders>
           </w:tcPr>
           <w:p>
             <w:pPr>
-              <w:spacing w:before="40" w:after="40"/>
+              <w:spacing w:after="0" w:line="276" w:lineRule="auto"/>
+              <w:jc w:val="left"/>
             </w:pPr>
             <w:r>
               <w:rPr>
@@ -333,23 +289,18 @@
         <w:tc>
           <w:tcPr>
             <w:tcW w:type="dxa" w:w="6048"/>
-            <w:shd w:fill="F8FAFC"/>
+            <w:shd w:fill="FFFFFF"/>
             <w:tcMar>
-              <w:top w:w="80" w:type="dxa"/>
-              <w:bottom w:w="80" w:type="dxa"/>
-              <w:left w:w="100" w:type="dxa"/>
-              <w:right w:w="100" w:type="dxa"/>
+              <w:top w:w="100" w:type="dxa"/>
+              <w:bottom w:w="100" w:type="dxa"/>
+              <w:left w:w="120" w:type="dxa"/>
+              <w:right w:w="120" w:type="dxa"/>
             </w:tcMar>
-            <w:tcBorders>
-              <w:top w:val="single" w:sz="4" w:color="E2E8F0"/>
-              <w:left w:val="single" w:sz="4" w:color="E2E8F0"/>
-              <w:bottom w:val="single" w:sz="4" w:color="E2E8F0"/>
-              <w:right w:val="single" w:sz="4" w:color="E2E8F0"/>
-            </w:tcBorders>
           </w:tcPr>
           <w:p>
             <w:pPr>
-              <w:spacing w:before="40" w:after="40"/>
+              <w:spacing w:after="0" w:line="276" w:lineRule="auto"/>
+              <w:jc w:val="left"/>
             </w:pPr>
             <w:r>
               <w:rPr>
@@ -366,23 +317,18 @@
         <w:tc>
           <w:tcPr>
             <w:tcW w:type="dxa" w:w="3312"/>
-            <w:shd w:fill="FFFFFF"/>
+            <w:shd w:fill="F8FAFC"/>
             <w:tcMar>
-              <w:top w:w="80" w:type="dxa"/>
-              <w:bottom w:w="80" w:type="dxa"/>
-              <w:left w:w="100" w:type="dxa"/>
-              <w:right w:w="100" w:type="dxa"/>
+              <w:top w:w="100" w:type="dxa"/>
+              <w:bottom w:w="100" w:type="dxa"/>
+              <w:left w:w="120" w:type="dxa"/>
+              <w:right w:w="120" w:type="dxa"/>
             </w:tcMar>
-            <w:tcBorders>
-              <w:top w:val="single" w:sz="4" w:color="E2E8F0"/>
-              <w:left w:val="single" w:sz="4" w:color="E2E8F0"/>
-              <w:bottom w:val="single" w:sz="4" w:color="E2E8F0"/>
-              <w:right w:val="single" w:sz="4" w:color="E2E8F0"/>
-            </w:tcBorders>
           </w:tcPr>
           <w:p>
             <w:pPr>
-              <w:spacing w:before="40" w:after="40"/>
+              <w:spacing w:after="0" w:line="276" w:lineRule="auto"/>
+              <w:jc w:val="left"/>
             </w:pPr>
             <w:r>
               <w:rPr>
@@ -397,23 +343,18 @@
         <w:tc>
           <w:tcPr>
             <w:tcW w:type="dxa" w:w="6048"/>
-            <w:shd w:fill="FFFFFF"/>
+            <w:shd w:fill="F8FAFC"/>
             <w:tcMar>
-              <w:top w:w="80" w:type="dxa"/>
-              <w:bottom w:w="80" w:type="dxa"/>
-              <w:left w:w="100" w:type="dxa"/>
-              <w:right w:w="100" w:type="dxa"/>
+              <w:top w:w="100" w:type="dxa"/>
+              <w:bottom w:w="100" w:type="dxa"/>
+              <w:left w:w="120" w:type="dxa"/>
+              <w:right w:w="120" w:type="dxa"/>
             </w:tcMar>
-            <w:tcBorders>
-              <w:top w:val="single" w:sz="4" w:color="E2E8F0"/>
-              <w:left w:val="single" w:sz="4" w:color="E2E8F0"/>
-              <w:bottom w:val="single" w:sz="4" w:color="E2E8F0"/>
-              <w:right w:val="single" w:sz="4" w:color="E2E8F0"/>
-            </w:tcBorders>
           </w:tcPr>
           <w:p>
             <w:pPr>
-              <w:spacing w:before="40" w:after="40"/>
+              <w:spacing w:after="0" w:line="276" w:lineRule="auto"/>
+              <w:jc w:val="left"/>
             </w:pPr>
             <w:r>
               <w:rPr>
@@ -421,7 +362,7 @@
                 <w:color w:val="1E293B"/>
                 <w:sz w:val="18"/>
               </w:rPr>
-              <w:t>data/cases.csv, src/checker.py, tests/test_checker.py, docs/model_audit_log.md</w:t>
+              <w:t>data/cases.csv, src/checker.py, tests/test_checker.py</w:t>
             </w:r>
           </w:p>
         </w:tc>
@@ -430,23 +371,18 @@
         <w:tc>
           <w:tcPr>
             <w:tcW w:type="dxa" w:w="3312"/>
-            <w:shd w:fill="F8FAFC"/>
+            <w:shd w:fill="FFFFFF"/>
             <w:tcMar>
-              <w:top w:w="80" w:type="dxa"/>
-              <w:bottom w:w="80" w:type="dxa"/>
-              <w:left w:w="100" w:type="dxa"/>
-              <w:right w:w="100" w:type="dxa"/>
+              <w:top w:w="100" w:type="dxa"/>
+              <w:bottom w:w="100" w:type="dxa"/>
+              <w:left w:w="120" w:type="dxa"/>
+              <w:right w:w="120" w:type="dxa"/>
             </w:tcMar>
-            <w:tcBorders>
-              <w:top w:val="single" w:sz="4" w:color="E2E8F0"/>
-              <w:left w:val="single" w:sz="4" w:color="E2E8F0"/>
-              <w:bottom w:val="single" w:sz="4" w:color="E2E8F0"/>
-              <w:right w:val="single" w:sz="4" w:color="E2E8F0"/>
-            </w:tcBorders>
           </w:tcPr>
           <w:p>
             <w:pPr>
-              <w:spacing w:before="40" w:after="40"/>
+              <w:spacing w:after="0" w:line="276" w:lineRule="auto"/>
+              <w:jc w:val="left"/>
             </w:pPr>
             <w:r>
               <w:rPr>
@@ -461,23 +397,18 @@
         <w:tc>
           <w:tcPr>
             <w:tcW w:type="dxa" w:w="6048"/>
-            <w:shd w:fill="F8FAFC"/>
+            <w:shd w:fill="FFFFFF"/>
             <w:tcMar>
-              <w:top w:w="80" w:type="dxa"/>
-              <w:bottom w:w="80" w:type="dxa"/>
-              <w:left w:w="100" w:type="dxa"/>
-              <w:right w:w="100" w:type="dxa"/>
+              <w:top w:w="100" w:type="dxa"/>
+              <w:bottom w:w="100" w:type="dxa"/>
+              <w:left w:w="120" w:type="dxa"/>
+              <w:right w:w="120" w:type="dxa"/>
             </w:tcMar>
-            <w:tcBorders>
-              <w:top w:val="single" w:sz="4" w:color="E2E8F0"/>
-              <w:left w:val="single" w:sz="4" w:color="E2E8F0"/>
-              <w:bottom w:val="single" w:sz="4" w:color="E2E8F0"/>
-              <w:right w:val="single" w:sz="4" w:color="E2E8F0"/>
-            </w:tcBorders>
           </w:tcPr>
           <w:p>
             <w:pPr>
-              <w:spacing w:before="40" w:after="40"/>
+              <w:spacing w:after="0" w:line="276" w:lineRule="auto"/>
+              <w:jc w:val="left"/>
             </w:pPr>
             <w:r>
               <w:rPr>
@@ -485,7 +416,7 @@
                 <w:color w:val="1E293B"/>
                 <w:sz w:val="18"/>
               </w:rPr>
-              <w:t>30 Multi-Layer Scenarios, 7 Regex Checkers, Subnet Math, Test Suite, Audit Governance Log</w:t>
+              <w:t>30 Multi-Layer Scenarios, 7 Regex Checkers, Subnet Math, Automated Test Suite</w:t>
             </w:r>
           </w:p>
         </w:tc>
@@ -494,23 +425,18 @@
         <w:tc>
           <w:tcPr>
             <w:tcW w:type="dxa" w:w="3312"/>
-            <w:shd w:fill="FFFFFF"/>
+            <w:shd w:fill="F8FAFC"/>
             <w:tcMar>
-              <w:top w:w="80" w:type="dxa"/>
-              <w:bottom w:w="80" w:type="dxa"/>
-              <w:left w:w="100" w:type="dxa"/>
-              <w:right w:w="100" w:type="dxa"/>
+              <w:top w:w="100" w:type="dxa"/>
+              <w:bottom w:w="100" w:type="dxa"/>
+              <w:left w:w="120" w:type="dxa"/>
+              <w:right w:w="120" w:type="dxa"/>
             </w:tcMar>
-            <w:tcBorders>
-              <w:top w:val="single" w:sz="4" w:color="E2E8F0"/>
-              <w:left w:val="single" w:sz="4" w:color="E2E8F0"/>
-              <w:bottom w:val="single" w:sz="4" w:color="E2E8F0"/>
-              <w:right w:val="single" w:sz="4" w:color="E2E8F0"/>
-            </w:tcBorders>
           </w:tcPr>
           <w:p>
             <w:pPr>
-              <w:spacing w:before="40" w:after="40"/>
+              <w:spacing w:after="0" w:line="276" w:lineRule="auto"/>
+              <w:jc w:val="left"/>
             </w:pPr>
             <w:r>
               <w:rPr>
@@ -525,23 +451,18 @@
         <w:tc>
           <w:tcPr>
             <w:tcW w:type="dxa" w:w="6048"/>
-            <w:shd w:fill="FFFFFF"/>
+            <w:shd w:fill="F8FAFC"/>
             <w:tcMar>
-              <w:top w:w="80" w:type="dxa"/>
-              <w:bottom w:w="80" w:type="dxa"/>
-              <w:left w:w="100" w:type="dxa"/>
-              <w:right w:w="100" w:type="dxa"/>
+              <w:top w:w="100" w:type="dxa"/>
+              <w:bottom w:w="100" w:type="dxa"/>
+              <w:left w:w="120" w:type="dxa"/>
+              <w:right w:w="120" w:type="dxa"/>
             </w:tcMar>
-            <w:tcBorders>
-              <w:top w:val="single" w:sz="4" w:color="E2E8F0"/>
-              <w:left w:val="single" w:sz="4" w:color="E2E8F0"/>
-              <w:bottom w:val="single" w:sz="4" w:color="E2E8F0"/>
-              <w:right w:val="single" w:sz="4" w:color="E2E8F0"/>
-            </w:tcBorders>
           </w:tcPr>
           <w:p>
             <w:pPr>
-              <w:spacing w:before="40" w:after="40"/>
+              <w:spacing w:after="0" w:line="276" w:lineRule="auto"/>
+              <w:jc w:val="left"/>
             </w:pPr>
             <w:r>
               <w:rPr>
@@ -557,20 +478,20 @@
     </w:tbl>
     <w:p>
       <w:pPr>
-        <w:spacing w:before="0" w:after="60"/>
+        <w:spacing w:after="120"/>
       </w:pPr>
     </w:p>
     <w:p>
       <w:pPr>
         <w:pStyle w:val="Heading1"/>
         <w:keepNext/>
-        <w:spacing w:before="280" w:after="80"/>
+        <w:spacing w:before="280" w:after="120"/>
       </w:pPr>
       <w:r>
         <w:rPr>
           <w:rFonts w:ascii="Calibri" w:hAnsi="Calibri"/>
           <w:b/>
-          <w:color w:val="004B87"/>
+          <w:color w:val="0A192F"/>
           <w:sz w:val="30"/>
         </w:rPr>
         <w:t>1. Role &amp; Scope of Contribution</w:t>
@@ -578,28 +499,28 @@
     </w:p>
     <w:p>
       <w:pPr>
-        <w:spacing w:before="0" w:after="60" w:line="276" w:lineRule="auto"/>
+        <w:spacing w:after="120" w:line="276" w:lineRule="auto"/>
       </w:pPr>
       <w:r>
         <w:rPr>
           <w:rFonts w:ascii="Calibri" w:hAnsi="Calibri"/>
-          <w:color w:val="334155"/>
-          <w:sz w:val="19"/>
+          <w:color w:val="1E293B"/>
+          <w:sz w:val="21"/>
         </w:rPr>
-        <w:t>As the Network Domain, Data Engineering, and Responsible AI Governance Lead, my core responsibilities were: (1) curating and structuring the comprehensive dataset of 30 realistic Cisco Packet Tracer lab failure scenarios (`data/cases.csv`), (2) designing and coding the deterministic rule engine (`src/checker.py`) using regular expressions and IP subnet calculations, (3) authoring the automated test suite (`tests/test_checker.py`) to mathematically verify 100% detection coverage, and (4) managing the Responsible AI audit logging system (`docs/model_audit_log.md`) with 5 in-depth human override case studies.</w:t>
+        <w:t>As the Network Domain, Data Engineering, and Verification Lead, my core responsibilities were: (1) curating the benchmark dataset of 30 realistic Cisco Packet Tracer lab failure scenarios (`data/cases.csv`), (2) designing and coding the deterministic rule engine (`src/checker.py`) using regular expressions and IP subnet calculations, and (3) authoring the automated test suite (`tests/test_checker.py`) verifying 100% detection coverage.</w:t>
       </w:r>
     </w:p>
     <w:p>
       <w:pPr>
         <w:pStyle w:val="Heading1"/>
         <w:keepNext/>
-        <w:spacing w:before="280" w:after="80"/>
+        <w:spacing w:before="280" w:after="120"/>
       </w:pPr>
       <w:r>
         <w:rPr>
           <w:rFonts w:ascii="Calibri" w:hAnsi="Calibri"/>
           <w:b/>
-          <w:color w:val="004B87"/>
+          <w:color w:val="0A192F"/>
           <w:sz w:val="30"/>
         </w:rPr>
         <w:t>2. Dataset Engineering &amp; Lab Scenario Design (`data/cases.csv`)</w:t>
@@ -607,133 +528,28 @@
     </w:p>
     <w:p>
       <w:pPr>
-        <w:spacing w:before="0" w:after="60" w:line="276" w:lineRule="auto"/>
+        <w:spacing w:after="120" w:line="276" w:lineRule="auto"/>
       </w:pPr>
       <w:r>
         <w:rPr>
           <w:rFonts w:ascii="Calibri" w:hAnsi="Calibri"/>
-          <w:color w:val="334155"/>
-          <w:sz w:val="19"/>
+          <w:color w:val="1E293B"/>
+          <w:sz w:val="21"/>
         </w:rPr>
-        <w:t>To provide a rigorous benchmark for NetSage AI, I engineered 30 distinct failure scenarios modeled directly on Cisco Packet Tracer lab topologies. Each scenario in `data/cases.csv` contains structured fields including `case_id`, `layer`, `device`, `symptom`, `cli_output`, and `expected_root_cause`.</w:t>
-      </w:r>
-    </w:p>
-    <w:p>
-      <w:pPr>
-        <w:spacing w:before="0" w:after="60" w:line="276" w:lineRule="auto"/>
-      </w:pPr>
-      <w:r>
-        <w:rPr>
-          <w:rFonts w:ascii="Calibri" w:hAnsi="Calibri"/>
-          <w:color w:val="334155"/>
-          <w:sz w:val="19"/>
-        </w:rPr>
-        <w:t>I ensured balanced coverage across all key networking layers:</w:t>
-      </w:r>
-    </w:p>
-    <w:p>
-      <w:pPr>
-        <w:pStyle w:val="ListBullet"/>
-        <w:spacing w:before="0" w:after="50" w:line="269" w:lineRule="auto"/>
-      </w:pPr>
-      <w:r>
-        <w:rPr>
-          <w:rFonts w:ascii="Calibri" w:hAnsi="Calibri"/>
-          <w:b/>
-          <w:color w:val="0F172A"/>
-          <w:sz w:val="19"/>
-        </w:rPr>
-        <w:t xml:space="preserve">Layer 2 (Data Link): </w:t>
-      </w:r>
-      <w:r>
-        <w:rPr>
-          <w:rFonts w:ascii="Calibri" w:hAnsi="Calibri"/>
-          <w:color w:val="334155"/>
-          <w:sz w:val="19"/>
-        </w:rPr>
-        <w:t>8 comprehensive scenarios covering 802.1Q trunking, native VLAN mismatches, access port misconfigurations, VTP domain casing, DAI trust, and Port Security err-disable states.</w:t>
-      </w:r>
-    </w:p>
-    <w:p>
-      <w:pPr>
-        <w:pStyle w:val="ListBullet"/>
-        <w:spacing w:before="0" w:after="50" w:line="269" w:lineRule="auto"/>
-      </w:pPr>
-      <w:r>
-        <w:rPr>
-          <w:rFonts w:ascii="Calibri" w:hAnsi="Calibri"/>
-          <w:b/>
-          <w:color w:val="0F172A"/>
-          <w:sz w:val="19"/>
-        </w:rPr>
-        <w:t xml:space="preserve">Layer 3 (Network): </w:t>
-      </w:r>
-      <w:r>
-        <w:rPr>
-          <w:rFonts w:ascii="Calibri" w:hAnsi="Calibri"/>
-          <w:color w:val="334155"/>
-          <w:sz w:val="19"/>
-        </w:rPr>
-        <w:t>15 detailed scenarios covering OSPF Hello/Dead timer mismatches, passive interfaces, static route next-hop unreachability, PAT missing overload keywords, HSRP priority, IPv6 SLAAC, and gateway subnet boundary errors.</w:t>
-      </w:r>
-    </w:p>
-    <w:p>
-      <w:pPr>
-        <w:pStyle w:val="ListBullet"/>
-        <w:spacing w:before="0" w:after="50" w:line="269" w:lineRule="auto"/>
-      </w:pPr>
-      <w:r>
-        <w:rPr>
-          <w:rFonts w:ascii="Calibri" w:hAnsi="Calibri"/>
-          <w:b/>
-          <w:color w:val="0F172A"/>
-          <w:sz w:val="19"/>
-        </w:rPr>
-        <w:t xml:space="preserve">Layer 4 (Transport): </w:t>
-      </w:r>
-      <w:r>
-        <w:rPr>
-          <w:rFonts w:ascii="Calibri" w:hAnsi="Calibri"/>
-          <w:color w:val="334155"/>
-          <w:sz w:val="19"/>
-        </w:rPr>
-        <w:t>3 scenarios evaluating Extended ACL rules blocking HTTP (port 80), HTTPS (port 443), and FTP control (port 21).</w:t>
-      </w:r>
-    </w:p>
-    <w:p>
-      <w:pPr>
-        <w:pStyle w:val="ListBullet"/>
-        <w:spacing w:before="0" w:after="50" w:line="269" w:lineRule="auto"/>
-      </w:pPr>
-      <w:r>
-        <w:rPr>
-          <w:rFonts w:ascii="Calibri" w:hAnsi="Calibri"/>
-          <w:b/>
-          <w:color w:val="0F172A"/>
-          <w:sz w:val="19"/>
-        </w:rPr>
-        <w:t xml:space="preserve">Layer 7 (Application): </w:t>
-      </w:r>
-      <w:r>
-        <w:rPr>
-          <w:rFonts w:ascii="Calibri" w:hAnsi="Calibri"/>
-          <w:color w:val="334155"/>
-          <w:sz w:val="19"/>
-        </w:rPr>
-        <w:t>4 scenarios evaluating DHCP pool exhaustion, missing `ip helper-address` relays, disabled DNS lookup, and WPA2 Enterprise RADIUS pre-shared secret mismatches.</w:t>
+        <w:t>I engineered 30 distinct failure scenarios modeled directly on Cisco Packet Tracer lab topologies covering OSI Layers 2 through 7.</w:t>
       </w:r>
     </w:p>
     <w:p>
       <w:pPr>
         <w:pStyle w:val="Heading1"/>
         <w:keepNext/>
-        <w:spacing w:before="280" w:after="80"/>
+        <w:spacing w:before="280" w:after="120"/>
       </w:pPr>
       <w:r>
         <w:rPr>
           <w:rFonts w:ascii="Calibri" w:hAnsi="Calibri"/>
           <w:b/>
-          <w:color w:val="004B87"/>
+          <w:color w:val="0A192F"/>
           <w:sz w:val="30"/>
         </w:rPr>
         <w:t>3. Deterministic Rule Checker Architecture (`src/checker.py`)</w:t>
@@ -741,822 +557,28 @@
     </w:p>
     <w:p>
       <w:pPr>
-        <w:spacing w:before="0" w:after="60" w:line="276" w:lineRule="auto"/>
+        <w:spacing w:after="120" w:line="276" w:lineRule="auto"/>
       </w:pPr>
       <w:r>
         <w:rPr>
           <w:rFonts w:ascii="Calibri" w:hAnsi="Calibri"/>
-          <w:color w:val="334155"/>
-          <w:sz w:val="19"/>
+          <w:color w:val="1E293B"/>
+          <w:sz w:val="21"/>
         </w:rPr>
-        <w:t>I designed `src/checker.py` as an ultra-fast, zero-latency verification engine that parses raw CLI output strings. The engine uses modular sub-checkers to detect misconfigurations with 100% mathematical certainty without relying on generative AI.</w:t>
+        <w:t>I designed `src/checker.py` as an ultra-fast, zero-latency verification engine that parses raw CLI output strings across 7 specialized detection modules.</w:t>
       </w:r>
-    </w:p>
-    <w:p>
-      <w:pPr>
-        <w:spacing w:before="0" w:after="60" w:line="276" w:lineRule="auto"/>
-      </w:pPr>
-      <w:r>
-        <w:rPr>
-          <w:rFonts w:ascii="Calibri" w:hAnsi="Calibri"/>
-          <w:color w:val="334155"/>
-          <w:sz w:val="19"/>
-        </w:rPr>
-        <w:t>The 7 specialized detection modules I implemented include:</w:t>
-      </w:r>
-    </w:p>
-    <w:tbl>
-      <w:tblPr>
-        <w:tblW w:type="auto" w:w="0"/>
-        <w:jc w:val="center"/>
-        <w:tblLayout w:type="fixed"/>
-        <w:tblLook w:firstColumn="1" w:firstRow="1" w:lastColumn="0" w:lastRow="0" w:noHBand="0" w:noVBand="1" w:val="04A0"/>
-      </w:tblPr>
-      <w:tblGrid>
-        <w:gridCol w:w="3264"/>
-        <w:gridCol w:w="3264"/>
-        <w:gridCol w:w="3264"/>
-      </w:tblGrid>
-      <w:tr>
-        <w:tc>
-          <w:tcPr>
-            <w:tcW w:type="dxa" w:w="2592"/>
-            <w:shd w:fill="004B87"/>
-            <w:tcMar>
-              <w:top w:w="100" w:type="dxa"/>
-              <w:bottom w:w="100" w:type="dxa"/>
-              <w:left w:w="100" w:type="dxa"/>
-              <w:right w:w="100" w:type="dxa"/>
-            </w:tcMar>
-            <w:tcBorders>
-              <w:top w:val="single" w:sz="4" w:color="E2E8F0"/>
-              <w:left w:val="single" w:sz="4" w:color="E2E8F0"/>
-              <w:bottom w:val="single" w:sz="4" w:color="E2E8F0"/>
-              <w:right w:val="single" w:sz="4" w:color="E2E8F0"/>
-            </w:tcBorders>
-          </w:tcPr>
-          <w:p>
-            <w:pPr>
-              <w:spacing w:before="40" w:after="40"/>
-            </w:pPr>
-            <w:r>
-              <w:rPr>
-                <w:rFonts w:ascii="Calibri" w:hAnsi="Calibri"/>
-                <w:b/>
-                <w:color w:val="FFFFFF"/>
-                <w:sz w:val="19"/>
-              </w:rPr>
-              <w:t>Module Name</w:t>
-            </w:r>
-          </w:p>
-        </w:tc>
-        <w:tc>
-          <w:tcPr>
-            <w:tcW w:type="dxa" w:w="2592"/>
-            <w:shd w:fill="004B87"/>
-            <w:tcMar>
-              <w:top w:w="100" w:type="dxa"/>
-              <w:bottom w:w="100" w:type="dxa"/>
-              <w:left w:w="100" w:type="dxa"/>
-              <w:right w:w="100" w:type="dxa"/>
-            </w:tcMar>
-            <w:tcBorders>
-              <w:top w:val="single" w:sz="4" w:color="E2E8F0"/>
-              <w:left w:val="single" w:sz="4" w:color="E2E8F0"/>
-              <w:bottom w:val="single" w:sz="4" w:color="E2E8F0"/>
-              <w:right w:val="single" w:sz="4" w:color="E2E8F0"/>
-            </w:tcBorders>
-          </w:tcPr>
-          <w:p>
-            <w:pPr>
-              <w:spacing w:before="40" w:after="40"/>
-            </w:pPr>
-            <w:r>
-              <w:rPr>
-                <w:rFonts w:ascii="Calibri" w:hAnsi="Calibri"/>
-                <w:b/>
-                <w:color w:val="FFFFFF"/>
-                <w:sz w:val="19"/>
-              </w:rPr>
-              <w:t>Target CLI Commands</w:t>
-            </w:r>
-          </w:p>
-        </w:tc>
-        <w:tc>
-          <w:tcPr>
-            <w:tcW w:type="dxa" w:w="4176"/>
-            <w:shd w:fill="004B87"/>
-            <w:tcMar>
-              <w:top w:w="100" w:type="dxa"/>
-              <w:bottom w:w="100" w:type="dxa"/>
-              <w:left w:w="100" w:type="dxa"/>
-              <w:right w:w="100" w:type="dxa"/>
-            </w:tcMar>
-            <w:tcBorders>
-              <w:top w:val="single" w:sz="4" w:color="E2E8F0"/>
-              <w:left w:val="single" w:sz="4" w:color="E2E8F0"/>
-              <w:bottom w:val="single" w:sz="4" w:color="E2E8F0"/>
-              <w:right w:val="single" w:sz="4" w:color="E2E8F0"/>
-            </w:tcBorders>
-          </w:tcPr>
-          <w:p>
-            <w:pPr>
-              <w:spacing w:before="40" w:after="40"/>
-            </w:pPr>
-            <w:r>
-              <w:rPr>
-                <w:rFonts w:ascii="Calibri" w:hAnsi="Calibri"/>
-                <w:b/>
-                <w:color w:val="FFFFFF"/>
-                <w:sz w:val="19"/>
-              </w:rPr>
-              <w:t>Detection Mechanism &amp; Logic</w:t>
-            </w:r>
-          </w:p>
-        </w:tc>
-      </w:tr>
-      <w:tr>
-        <w:tc>
-          <w:tcPr>
-            <w:tcW w:type="dxa" w:w="2592"/>
-            <w:shd w:fill="FFFFFF"/>
-            <w:tcMar>
-              <w:top w:w="80" w:type="dxa"/>
-              <w:bottom w:w="80" w:type="dxa"/>
-              <w:left w:w="100" w:type="dxa"/>
-              <w:right w:w="100" w:type="dxa"/>
-            </w:tcMar>
-            <w:tcBorders>
-              <w:top w:val="single" w:sz="4" w:color="E2E8F0"/>
-              <w:left w:val="single" w:sz="4" w:color="E2E8F0"/>
-              <w:bottom w:val="single" w:sz="4" w:color="E2E8F0"/>
-              <w:right w:val="single" w:sz="4" w:color="E2E8F0"/>
-            </w:tcBorders>
-          </w:tcPr>
-          <w:p>
-            <w:pPr>
-              <w:spacing w:before="40" w:after="40"/>
-            </w:pPr>
-            <w:r>
-              <w:rPr>
-                <w:rFonts w:ascii="Calibri" w:hAnsi="Calibri"/>
-                <w:color w:val="1E293B"/>
-                <w:sz w:val="18"/>
-              </w:rPr>
-              <w:t>_check_interface_shutdown</w:t>
-            </w:r>
-          </w:p>
-        </w:tc>
-        <w:tc>
-          <w:tcPr>
-            <w:tcW w:type="dxa" w:w="2592"/>
-            <w:shd w:fill="FFFFFF"/>
-            <w:tcMar>
-              <w:top w:w="80" w:type="dxa"/>
-              <w:bottom w:w="80" w:type="dxa"/>
-              <w:left w:w="100" w:type="dxa"/>
-              <w:right w:w="100" w:type="dxa"/>
-            </w:tcMar>
-            <w:tcBorders>
-              <w:top w:val="single" w:sz="4" w:color="E2E8F0"/>
-              <w:left w:val="single" w:sz="4" w:color="E2E8F0"/>
-              <w:bottom w:val="single" w:sz="4" w:color="E2E8F0"/>
-              <w:right w:val="single" w:sz="4" w:color="E2E8F0"/>
-            </w:tcBorders>
-          </w:tcPr>
-          <w:p>
-            <w:pPr>
-              <w:spacing w:before="40" w:after="40"/>
-            </w:pPr>
-            <w:r>
-              <w:rPr>
-                <w:rFonts w:ascii="Calibri" w:hAnsi="Calibri"/>
-                <w:color w:val="1E293B"/>
-                <w:sz w:val="18"/>
-              </w:rPr>
-              <w:t>show ip int brief, show interfaces</w:t>
-            </w:r>
-          </w:p>
-        </w:tc>
-        <w:tc>
-          <w:tcPr>
-            <w:tcW w:type="dxa" w:w="4176"/>
-            <w:shd w:fill="FFFFFF"/>
-            <w:tcMar>
-              <w:top w:w="80" w:type="dxa"/>
-              <w:bottom w:w="80" w:type="dxa"/>
-              <w:left w:w="100" w:type="dxa"/>
-              <w:right w:w="100" w:type="dxa"/>
-            </w:tcMar>
-            <w:tcBorders>
-              <w:top w:val="single" w:sz="4" w:color="E2E8F0"/>
-              <w:left w:val="single" w:sz="4" w:color="E2E8F0"/>
-              <w:bottom w:val="single" w:sz="4" w:color="E2E8F0"/>
-              <w:right w:val="single" w:sz="4" w:color="E2E8F0"/>
-            </w:tcBorders>
-          </w:tcPr>
-          <w:p>
-            <w:pPr>
-              <w:spacing w:before="40" w:after="40"/>
-            </w:pPr>
-            <w:r>
-              <w:rPr>
-                <w:rFonts w:ascii="Calibri" w:hAnsi="Calibri"/>
-                <w:color w:val="1E293B"/>
-                <w:sz w:val="18"/>
-              </w:rPr>
-              <w:t>Regex tokenization matching 'administratively down', 'down / down', or 'shutdown'.</w:t>
-            </w:r>
-          </w:p>
-        </w:tc>
-      </w:tr>
-      <w:tr>
-        <w:tc>
-          <w:tcPr>
-            <w:tcW w:type="dxa" w:w="2592"/>
-            <w:shd w:fill="F8FAFC"/>
-            <w:tcMar>
-              <w:top w:w="80" w:type="dxa"/>
-              <w:bottom w:w="80" w:type="dxa"/>
-              <w:left w:w="100" w:type="dxa"/>
-              <w:right w:w="100" w:type="dxa"/>
-            </w:tcMar>
-            <w:tcBorders>
-              <w:top w:val="single" w:sz="4" w:color="E2E8F0"/>
-              <w:left w:val="single" w:sz="4" w:color="E2E8F0"/>
-              <w:bottom w:val="single" w:sz="4" w:color="E2E8F0"/>
-              <w:right w:val="single" w:sz="4" w:color="E2E8F0"/>
-            </w:tcBorders>
-          </w:tcPr>
-          <w:p>
-            <w:pPr>
-              <w:spacing w:before="40" w:after="40"/>
-            </w:pPr>
-            <w:r>
-              <w:rPr>
-                <w:rFonts w:ascii="Calibri" w:hAnsi="Calibri"/>
-                <w:color w:val="1E293B"/>
-                <w:sz w:val="18"/>
-              </w:rPr>
-              <w:t>_check_dhcp</w:t>
-            </w:r>
-          </w:p>
-        </w:tc>
-        <w:tc>
-          <w:tcPr>
-            <w:tcW w:type="dxa" w:w="2592"/>
-            <w:shd w:fill="F8FAFC"/>
-            <w:tcMar>
-              <w:top w:w="80" w:type="dxa"/>
-              <w:bottom w:w="80" w:type="dxa"/>
-              <w:left w:w="100" w:type="dxa"/>
-              <w:right w:w="100" w:type="dxa"/>
-            </w:tcMar>
-            <w:tcBorders>
-              <w:top w:val="single" w:sz="4" w:color="E2E8F0"/>
-              <w:left w:val="single" w:sz="4" w:color="E2E8F0"/>
-              <w:bottom w:val="single" w:sz="4" w:color="E2E8F0"/>
-              <w:right w:val="single" w:sz="4" w:color="E2E8F0"/>
-            </w:tcBorders>
-          </w:tcPr>
-          <w:p>
-            <w:pPr>
-              <w:spacing w:before="40" w:after="40"/>
-            </w:pPr>
-            <w:r>
-              <w:rPr>
-                <w:rFonts w:ascii="Calibri" w:hAnsi="Calibri"/>
-                <w:color w:val="1E293B"/>
-                <w:sz w:val="18"/>
-              </w:rPr>
-              <w:t>show ip dhcp pool, show run | inc helper</w:t>
-            </w:r>
-          </w:p>
-        </w:tc>
-        <w:tc>
-          <w:tcPr>
-            <w:tcW w:type="dxa" w:w="4176"/>
-            <w:shd w:fill="F8FAFC"/>
-            <w:tcMar>
-              <w:top w:w="80" w:type="dxa"/>
-              <w:bottom w:w="80" w:type="dxa"/>
-              <w:left w:w="100" w:type="dxa"/>
-              <w:right w:w="100" w:type="dxa"/>
-            </w:tcMar>
-            <w:tcBorders>
-              <w:top w:val="single" w:sz="4" w:color="E2E8F0"/>
-              <w:left w:val="single" w:sz="4" w:color="E2E8F0"/>
-              <w:bottom w:val="single" w:sz="4" w:color="E2E8F0"/>
-              <w:right w:val="single" w:sz="4" w:color="E2E8F0"/>
-            </w:tcBorders>
-          </w:tcPr>
-          <w:p>
-            <w:pPr>
-              <w:spacing w:before="40" w:after="40"/>
-            </w:pPr>
-            <w:r>
-              <w:rPr>
-                <w:rFonts w:ascii="Calibri" w:hAnsi="Calibri"/>
-                <w:color w:val="1E293B"/>
-                <w:sz w:val="18"/>
-              </w:rPr>
-              <w:t>Matches 0 available pool addresses or missing 'ip helper-address' on routed interfaces.</w:t>
-            </w:r>
-          </w:p>
-        </w:tc>
-      </w:tr>
-      <w:tr>
-        <w:tc>
-          <w:tcPr>
-            <w:tcW w:type="dxa" w:w="2592"/>
-            <w:shd w:fill="FFFFFF"/>
-            <w:tcMar>
-              <w:top w:w="80" w:type="dxa"/>
-              <w:bottom w:w="80" w:type="dxa"/>
-              <w:left w:w="100" w:type="dxa"/>
-              <w:right w:w="100" w:type="dxa"/>
-            </w:tcMar>
-            <w:tcBorders>
-              <w:top w:val="single" w:sz="4" w:color="E2E8F0"/>
-              <w:left w:val="single" w:sz="4" w:color="E2E8F0"/>
-              <w:bottom w:val="single" w:sz="4" w:color="E2E8F0"/>
-              <w:right w:val="single" w:sz="4" w:color="E2E8F0"/>
-            </w:tcBorders>
-          </w:tcPr>
-          <w:p>
-            <w:pPr>
-              <w:spacing w:before="40" w:after="40"/>
-            </w:pPr>
-            <w:r>
-              <w:rPr>
-                <w:rFonts w:ascii="Calibri" w:hAnsi="Calibri"/>
-                <w:color w:val="1E293B"/>
-                <w:sz w:val="18"/>
-              </w:rPr>
-              <w:t>_check_nat</w:t>
-            </w:r>
-          </w:p>
-        </w:tc>
-        <w:tc>
-          <w:tcPr>
-            <w:tcW w:type="dxa" w:w="2592"/>
-            <w:shd w:fill="FFFFFF"/>
-            <w:tcMar>
-              <w:top w:w="80" w:type="dxa"/>
-              <w:bottom w:w="80" w:type="dxa"/>
-              <w:left w:w="100" w:type="dxa"/>
-              <w:right w:w="100" w:type="dxa"/>
-            </w:tcMar>
-            <w:tcBorders>
-              <w:top w:val="single" w:sz="4" w:color="E2E8F0"/>
-              <w:left w:val="single" w:sz="4" w:color="E2E8F0"/>
-              <w:bottom w:val="single" w:sz="4" w:color="E2E8F0"/>
-              <w:right w:val="single" w:sz="4" w:color="E2E8F0"/>
-            </w:tcBorders>
-          </w:tcPr>
-          <w:p>
-            <w:pPr>
-              <w:spacing w:before="40" w:after="40"/>
-            </w:pPr>
-            <w:r>
-              <w:rPr>
-                <w:rFonts w:ascii="Calibri" w:hAnsi="Calibri"/>
-                <w:color w:val="1E293B"/>
-                <w:sz w:val="18"/>
-              </w:rPr>
-              <w:t>show run | inc nat, show ip nat trans</w:t>
-            </w:r>
-          </w:p>
-        </w:tc>
-        <w:tc>
-          <w:tcPr>
-            <w:tcW w:type="dxa" w:w="4176"/>
-            <w:shd w:fill="FFFFFF"/>
-            <w:tcMar>
-              <w:top w:w="80" w:type="dxa"/>
-              <w:bottom w:w="80" w:type="dxa"/>
-              <w:left w:w="100" w:type="dxa"/>
-              <w:right w:w="100" w:type="dxa"/>
-            </w:tcMar>
-            <w:tcBorders>
-              <w:top w:val="single" w:sz="4" w:color="E2E8F0"/>
-              <w:left w:val="single" w:sz="4" w:color="E2E8F0"/>
-              <w:bottom w:val="single" w:sz="4" w:color="E2E8F0"/>
-              <w:right w:val="single" w:sz="4" w:color="E2E8F0"/>
-            </w:tcBorders>
-          </w:tcPr>
-          <w:p>
-            <w:pPr>
-              <w:spacing w:before="40" w:after="40"/>
-            </w:pPr>
-            <w:r>
-              <w:rPr>
-                <w:rFonts w:ascii="Calibri" w:hAnsi="Calibri"/>
-                <w:color w:val="1E293B"/>
-                <w:sz w:val="18"/>
-              </w:rPr>
-              <w:t>Flags 'ip nat inside source list' statements missing the critical 'overload' keyword.</w:t>
-            </w:r>
-          </w:p>
-        </w:tc>
-      </w:tr>
-      <w:tr>
-        <w:tc>
-          <w:tcPr>
-            <w:tcW w:type="dxa" w:w="2592"/>
-            <w:shd w:fill="F8FAFC"/>
-            <w:tcMar>
-              <w:top w:w="80" w:type="dxa"/>
-              <w:bottom w:w="80" w:type="dxa"/>
-              <w:left w:w="100" w:type="dxa"/>
-              <w:right w:w="100" w:type="dxa"/>
-            </w:tcMar>
-            <w:tcBorders>
-              <w:top w:val="single" w:sz="4" w:color="E2E8F0"/>
-              <w:left w:val="single" w:sz="4" w:color="E2E8F0"/>
-              <w:bottom w:val="single" w:sz="4" w:color="E2E8F0"/>
-              <w:right w:val="single" w:sz="4" w:color="E2E8F0"/>
-            </w:tcBorders>
-          </w:tcPr>
-          <w:p>
-            <w:pPr>
-              <w:spacing w:before="40" w:after="40"/>
-            </w:pPr>
-            <w:r>
-              <w:rPr>
-                <w:rFonts w:ascii="Calibri" w:hAnsi="Calibri"/>
-                <w:color w:val="1E293B"/>
-                <w:sz w:val="18"/>
-              </w:rPr>
-              <w:t>_check_routing</w:t>
-            </w:r>
-          </w:p>
-        </w:tc>
-        <w:tc>
-          <w:tcPr>
-            <w:tcW w:type="dxa" w:w="2592"/>
-            <w:shd w:fill="F8FAFC"/>
-            <w:tcMar>
-              <w:top w:w="80" w:type="dxa"/>
-              <w:bottom w:w="80" w:type="dxa"/>
-              <w:left w:w="100" w:type="dxa"/>
-              <w:right w:w="100" w:type="dxa"/>
-            </w:tcMar>
-            <w:tcBorders>
-              <w:top w:val="single" w:sz="4" w:color="E2E8F0"/>
-              <w:left w:val="single" w:sz="4" w:color="E2E8F0"/>
-              <w:bottom w:val="single" w:sz="4" w:color="E2E8F0"/>
-              <w:right w:val="single" w:sz="4" w:color="E2E8F0"/>
-            </w:tcBorders>
-          </w:tcPr>
-          <w:p>
-            <w:pPr>
-              <w:spacing w:before="40" w:after="40"/>
-            </w:pPr>
-            <w:r>
-              <w:rPr>
-                <w:rFonts w:ascii="Calibri" w:hAnsi="Calibri"/>
-                <w:color w:val="1E293B"/>
-                <w:sz w:val="18"/>
-              </w:rPr>
-              <w:t>show ip ospf neighbor, show ip route</w:t>
-            </w:r>
-          </w:p>
-        </w:tc>
-        <w:tc>
-          <w:tcPr>
-            <w:tcW w:type="dxa" w:w="4176"/>
-            <w:shd w:fill="F8FAFC"/>
-            <w:tcMar>
-              <w:top w:w="80" w:type="dxa"/>
-              <w:bottom w:w="80" w:type="dxa"/>
-              <w:left w:w="100" w:type="dxa"/>
-              <w:right w:w="100" w:type="dxa"/>
-            </w:tcMar>
-            <w:tcBorders>
-              <w:top w:val="single" w:sz="4" w:color="E2E8F0"/>
-              <w:left w:val="single" w:sz="4" w:color="E2E8F0"/>
-              <w:bottom w:val="single" w:sz="4" w:color="E2E8F0"/>
-              <w:right w:val="single" w:sz="4" w:color="E2E8F0"/>
-            </w:tcBorders>
-          </w:tcPr>
-          <w:p>
-            <w:pPr>
-              <w:spacing w:before="40" w:after="40"/>
-            </w:pPr>
-            <w:r>
-              <w:rPr>
-                <w:rFonts w:ascii="Calibri" w:hAnsi="Calibri"/>
-                <w:color w:val="1E293B"/>
-                <w:sz w:val="18"/>
-              </w:rPr>
-              <w:t>Identifies dead timer mismatches, passive interfaces on links, and unreachable next-hops.</w:t>
-            </w:r>
-          </w:p>
-        </w:tc>
-      </w:tr>
-      <w:tr>
-        <w:tc>
-          <w:tcPr>
-            <w:tcW w:type="dxa" w:w="2592"/>
-            <w:shd w:fill="FFFFFF"/>
-            <w:tcMar>
-              <w:top w:w="80" w:type="dxa"/>
-              <w:bottom w:w="80" w:type="dxa"/>
-              <w:left w:w="100" w:type="dxa"/>
-              <w:right w:w="100" w:type="dxa"/>
-            </w:tcMar>
-            <w:tcBorders>
-              <w:top w:val="single" w:sz="4" w:color="E2E8F0"/>
-              <w:left w:val="single" w:sz="4" w:color="E2E8F0"/>
-              <w:bottom w:val="single" w:sz="4" w:color="E2E8F0"/>
-              <w:right w:val="single" w:sz="4" w:color="E2E8F0"/>
-            </w:tcBorders>
-          </w:tcPr>
-          <w:p>
-            <w:pPr>
-              <w:spacing w:before="40" w:after="40"/>
-            </w:pPr>
-            <w:r>
-              <w:rPr>
-                <w:rFonts w:ascii="Calibri" w:hAnsi="Calibri"/>
-                <w:color w:val="1E293B"/>
-                <w:sz w:val="18"/>
-              </w:rPr>
-              <w:t>_check_vlan_trunking</w:t>
-            </w:r>
-          </w:p>
-        </w:tc>
-        <w:tc>
-          <w:tcPr>
-            <w:tcW w:type="dxa" w:w="2592"/>
-            <w:shd w:fill="FFFFFF"/>
-            <w:tcMar>
-              <w:top w:w="80" w:type="dxa"/>
-              <w:bottom w:w="80" w:type="dxa"/>
-              <w:left w:w="100" w:type="dxa"/>
-              <w:right w:w="100" w:type="dxa"/>
-            </w:tcMar>
-            <w:tcBorders>
-              <w:top w:val="single" w:sz="4" w:color="E2E8F0"/>
-              <w:left w:val="single" w:sz="4" w:color="E2E8F0"/>
-              <w:bottom w:val="single" w:sz="4" w:color="E2E8F0"/>
-              <w:right w:val="single" w:sz="4" w:color="E2E8F0"/>
-            </w:tcBorders>
-          </w:tcPr>
-          <w:p>
-            <w:pPr>
-              <w:spacing w:before="40" w:after="40"/>
-            </w:pPr>
-            <w:r>
-              <w:rPr>
-                <w:rFonts w:ascii="Calibri" w:hAnsi="Calibri"/>
-                <w:color w:val="1E293B"/>
-                <w:sz w:val="18"/>
-              </w:rPr>
-              <w:t>show int trunk, show vlan brief</w:t>
-            </w:r>
-          </w:p>
-        </w:tc>
-        <w:tc>
-          <w:tcPr>
-            <w:tcW w:type="dxa" w:w="4176"/>
-            <w:shd w:fill="FFFFFF"/>
-            <w:tcMar>
-              <w:top w:w="80" w:type="dxa"/>
-              <w:bottom w:w="80" w:type="dxa"/>
-              <w:left w:w="100" w:type="dxa"/>
-              <w:right w:w="100" w:type="dxa"/>
-            </w:tcMar>
-            <w:tcBorders>
-              <w:top w:val="single" w:sz="4" w:color="E2E8F0"/>
-              <w:left w:val="single" w:sz="4" w:color="E2E8F0"/>
-              <w:bottom w:val="single" w:sz="4" w:color="E2E8F0"/>
-              <w:right w:val="single" w:sz="4" w:color="E2E8F0"/>
-            </w:tcBorders>
-          </w:tcPr>
-          <w:p>
-            <w:pPr>
-              <w:spacing w:before="40" w:after="40"/>
-            </w:pPr>
-            <w:r>
-              <w:rPr>
-                <w:rFonts w:ascii="Calibri" w:hAnsi="Calibri"/>
-                <w:color w:val="1E293B"/>
-                <w:sz w:val="18"/>
-              </w:rPr>
-              <w:t>Detects trunk encapsulation mismatches, pruned allowed VLAN lists, and native VLAN conflicts.</w:t>
-            </w:r>
-          </w:p>
-        </w:tc>
-      </w:tr>
-      <w:tr>
-        <w:tc>
-          <w:tcPr>
-            <w:tcW w:type="dxa" w:w="2592"/>
-            <w:shd w:fill="F8FAFC"/>
-            <w:tcMar>
-              <w:top w:w="80" w:type="dxa"/>
-              <w:bottom w:w="80" w:type="dxa"/>
-              <w:left w:w="100" w:type="dxa"/>
-              <w:right w:w="100" w:type="dxa"/>
-            </w:tcMar>
-            <w:tcBorders>
-              <w:top w:val="single" w:sz="4" w:color="E2E8F0"/>
-              <w:left w:val="single" w:sz="4" w:color="E2E8F0"/>
-              <w:bottom w:val="single" w:sz="4" w:color="E2E8F0"/>
-              <w:right w:val="single" w:sz="4" w:color="E2E8F0"/>
-            </w:tcBorders>
-          </w:tcPr>
-          <w:p>
-            <w:pPr>
-              <w:spacing w:before="40" w:after="40"/>
-            </w:pPr>
-            <w:r>
-              <w:rPr>
-                <w:rFonts w:ascii="Calibri" w:hAnsi="Calibri"/>
-                <w:color w:val="1E293B"/>
-                <w:sz w:val="18"/>
-              </w:rPr>
-              <w:t>_check_acl</w:t>
-            </w:r>
-          </w:p>
-        </w:tc>
-        <w:tc>
-          <w:tcPr>
-            <w:tcW w:type="dxa" w:w="2592"/>
-            <w:shd w:fill="F8FAFC"/>
-            <w:tcMar>
-              <w:top w:w="80" w:type="dxa"/>
-              <w:bottom w:w="80" w:type="dxa"/>
-              <w:left w:w="100" w:type="dxa"/>
-              <w:right w:w="100" w:type="dxa"/>
-            </w:tcMar>
-            <w:tcBorders>
-              <w:top w:val="single" w:sz="4" w:color="E2E8F0"/>
-              <w:left w:val="single" w:sz="4" w:color="E2E8F0"/>
-              <w:bottom w:val="single" w:sz="4" w:color="E2E8F0"/>
-              <w:right w:val="single" w:sz="4" w:color="E2E8F0"/>
-            </w:tcBorders>
-          </w:tcPr>
-          <w:p>
-            <w:pPr>
-              <w:spacing w:before="40" w:after="40"/>
-            </w:pPr>
-            <w:r>
-              <w:rPr>
-                <w:rFonts w:ascii="Calibri" w:hAnsi="Calibri"/>
-                <w:color w:val="1E293B"/>
-                <w:sz w:val="18"/>
-              </w:rPr>
-              <w:t>show access-lists, show run | inc access</w:t>
-            </w:r>
-          </w:p>
-        </w:tc>
-        <w:tc>
-          <w:tcPr>
-            <w:tcW w:type="dxa" w:w="4176"/>
-            <w:shd w:fill="F8FAFC"/>
-            <w:tcMar>
-              <w:top w:w="80" w:type="dxa"/>
-              <w:bottom w:w="80" w:type="dxa"/>
-              <w:left w:w="100" w:type="dxa"/>
-              <w:right w:w="100" w:type="dxa"/>
-            </w:tcMar>
-            <w:tcBorders>
-              <w:top w:val="single" w:sz="4" w:color="E2E8F0"/>
-              <w:left w:val="single" w:sz="4" w:color="E2E8F0"/>
-              <w:bottom w:val="single" w:sz="4" w:color="E2E8F0"/>
-              <w:right w:val="single" w:sz="4" w:color="E2E8F0"/>
-            </w:tcBorders>
-          </w:tcPr>
-          <w:p>
-            <w:pPr>
-              <w:spacing w:before="40" w:after="40"/>
-            </w:pPr>
-            <w:r>
-              <w:rPr>
-                <w:rFonts w:ascii="Calibri" w:hAnsi="Calibri"/>
-                <w:color w:val="1E293B"/>
-                <w:sz w:val="18"/>
-              </w:rPr>
-              <w:t>Parses deny statements blocking required ports (e.g., tcp eq 80, tcp eq 21, tcp eq 443).</w:t>
-            </w:r>
-          </w:p>
-        </w:tc>
-      </w:tr>
-      <w:tr>
-        <w:tc>
-          <w:tcPr>
-            <w:tcW w:type="dxa" w:w="2592"/>
-            <w:shd w:fill="FFFFFF"/>
-            <w:tcMar>
-              <w:top w:w="80" w:type="dxa"/>
-              <w:bottom w:w="80" w:type="dxa"/>
-              <w:left w:w="100" w:type="dxa"/>
-              <w:right w:w="100" w:type="dxa"/>
-            </w:tcMar>
-            <w:tcBorders>
-              <w:top w:val="single" w:sz="4" w:color="E2E8F0"/>
-              <w:left w:val="single" w:sz="4" w:color="E2E8F0"/>
-              <w:bottom w:val="single" w:sz="4" w:color="E2E8F0"/>
-              <w:right w:val="single" w:sz="4" w:color="E2E8F0"/>
-            </w:tcBorders>
-          </w:tcPr>
-          <w:p>
-            <w:pPr>
-              <w:spacing w:before="40" w:after="40"/>
-            </w:pPr>
-            <w:r>
-              <w:rPr>
-                <w:rFonts w:ascii="Calibri" w:hAnsi="Calibri"/>
-                <w:color w:val="1E293B"/>
-                <w:sz w:val="18"/>
-              </w:rPr>
-              <w:t>_check_addressing_and_subnet</w:t>
-            </w:r>
-          </w:p>
-        </w:tc>
-        <w:tc>
-          <w:tcPr>
-            <w:tcW w:type="dxa" w:w="2592"/>
-            <w:shd w:fill="FFFFFF"/>
-            <w:tcMar>
-              <w:top w:w="80" w:type="dxa"/>
-              <w:bottom w:w="80" w:type="dxa"/>
-              <w:left w:w="100" w:type="dxa"/>
-              <w:right w:w="100" w:type="dxa"/>
-            </w:tcMar>
-            <w:tcBorders>
-              <w:top w:val="single" w:sz="4" w:color="E2E8F0"/>
-              <w:left w:val="single" w:sz="4" w:color="E2E8F0"/>
-              <w:bottom w:val="single" w:sz="4" w:color="E2E8F0"/>
-              <w:right w:val="single" w:sz="4" w:color="E2E8F0"/>
-            </w:tcBorders>
-          </w:tcPr>
-          <w:p>
-            <w:pPr>
-              <w:spacing w:before="40" w:after="40"/>
-            </w:pPr>
-            <w:r>
-              <w:rPr>
-                <w:rFonts w:ascii="Calibri" w:hAnsi="Calibri"/>
-                <w:color w:val="1E293B"/>
-                <w:sz w:val="18"/>
-              </w:rPr>
-              <w:t>show ip int brief, show run</w:t>
-            </w:r>
-          </w:p>
-        </w:tc>
-        <w:tc>
-          <w:tcPr>
-            <w:tcW w:type="dxa" w:w="4176"/>
-            <w:shd w:fill="FFFFFF"/>
-            <w:tcMar>
-              <w:top w:w="80" w:type="dxa"/>
-              <w:bottom w:w="80" w:type="dxa"/>
-              <w:left w:w="100" w:type="dxa"/>
-              <w:right w:w="100" w:type="dxa"/>
-            </w:tcMar>
-            <w:tcBorders>
-              <w:top w:val="single" w:sz="4" w:color="E2E8F0"/>
-              <w:left w:val="single" w:sz="4" w:color="E2E8F0"/>
-              <w:bottom w:val="single" w:sz="4" w:color="E2E8F0"/>
-              <w:right w:val="single" w:sz="4" w:color="E2E8F0"/>
-            </w:tcBorders>
-          </w:tcPr>
-          <w:p>
-            <w:pPr>
-              <w:spacing w:before="40" w:after="40"/>
-            </w:pPr>
-            <w:r>
-              <w:rPr>
-                <w:rFonts w:ascii="Calibri" w:hAnsi="Calibri"/>
-                <w:color w:val="1E293B"/>
-                <w:sz w:val="18"/>
-              </w:rPr>
-              <w:t>Converts IP addresses and masks into 32-bit integers to verify host-gateway subnet boundaries.</w:t>
-            </w:r>
-          </w:p>
-        </w:tc>
-      </w:tr>
-    </w:tbl>
-    <w:p>
-      <w:pPr>
-        <w:spacing w:before="0" w:after="60"/>
-      </w:pPr>
     </w:p>
     <w:p>
       <w:pPr>
         <w:pStyle w:val="Heading1"/>
         <w:keepNext/>
-        <w:spacing w:before="280" w:after="80"/>
+        <w:spacing w:before="280" w:after="120"/>
       </w:pPr>
       <w:r>
         <w:rPr>
           <w:rFonts w:ascii="Calibri" w:hAnsi="Calibri"/>
           <w:b/>
-          <w:color w:val="004B87"/>
+          <w:color w:val="0A192F"/>
           <w:sz w:val="30"/>
         </w:rPr>
         <w:t>4. Subnet Mathematics &amp; Binary Boundary Validation</w:t>
@@ -1564,90 +586,28 @@
     </w:p>
     <w:p>
       <w:pPr>
-        <w:spacing w:before="0" w:after="60" w:line="276" w:lineRule="auto"/>
+        <w:spacing w:after="120" w:line="276" w:lineRule="auto"/>
       </w:pPr>
       <w:r>
         <w:rPr>
           <w:rFonts w:ascii="Calibri" w:hAnsi="Calibri"/>
-          <w:color w:val="334155"/>
-          <w:sz w:val="19"/>
+          <w:color w:val="1E293B"/>
+          <w:sz w:val="21"/>
         </w:rPr>
-        <w:t>A critical innovation in my module was implementing mathematical subnet boundary checking using Python's `ipaddress` library and bitwise arithmetic. When a host and default gateway are configured with mismatched subnet masks (e.g., Host `192.168.1.50/24` and Gateway `192.168.1.1/28`), the checker calculates network boundaries and flags the exact boundary violation:</w:t>
+        <w:t>I implemented mathematical subnet boundary checking using Python's `ipaddress` library and bitwise arithmetic to catch host gateway boundary violations.</w:t>
       </w:r>
-    </w:p>
-    <w:tbl>
-      <w:tblPr>
-        <w:tblW w:type="auto" w:w="0"/>
-        <w:jc w:val="center"/>
-        <w:tblLook w:firstColumn="1" w:firstRow="1" w:lastColumn="0" w:lastRow="0" w:noHBand="0" w:noVBand="1" w:val="04A0"/>
-      </w:tblPr>
-      <w:tblGrid>
-        <w:gridCol w:w="9792"/>
-      </w:tblGrid>
-      <w:tr>
-        <w:tc>
-          <w:tcPr>
-            <w:tcW w:type="dxa" w:w="9360"/>
-            <w:shd w:fill="F8FAFC"/>
-            <w:tcMar>
-              <w:top w:w="80" w:type="dxa"/>
-              <w:bottom w:w="80" w:type="dxa"/>
-              <w:left w:w="120" w:type="dxa"/>
-              <w:right w:w="120" w:type="dxa"/>
-            </w:tcMar>
-            <w:tcBorders>
-              <w:top w:val="single" w:sz="4" w:color="CBD5E1"/>
-              <w:left w:val="single" w:sz="4" w:color="CBD5E1"/>
-              <w:bottom w:val="single" w:sz="4" w:color="CBD5E1"/>
-              <w:right w:val="single" w:sz="4" w:color="CBD5E1"/>
-            </w:tcBorders>
-          </w:tcPr>
-          <w:p>
-            <w:pPr>
-              <w:spacing w:before="40" w:after="40" w:line="252" w:lineRule="auto"/>
-            </w:pPr>
-            <w:r>
-              <w:rPr>
-                <w:rFonts w:ascii="Consolas" w:hAnsi="Consolas"/>
-                <w:color w:val="0F172A"/>
-                <w:sz w:val="17"/>
-              </w:rPr>
-              <w:t>def _check_addressing_and_subnet(cli_text: str) -&gt; Optional[RuleMatch]:</w:t>
-              <w:br/>
-              <w:t xml:space="preserve">    match = re.search(r'ip address (\d+\.\d+\.\d+\.\d+) (\d+\.\d+\.\d+\.\d+)', cli_text)</w:t>
-              <w:br/>
-              <w:t xml:space="preserve">    if match:</w:t>
-              <w:br/>
-              <w:t xml:space="preserve">        ip_str, mask_str = match.groups()</w:t>
-              <w:br/>
-              <w:t xml:space="preserve">        network = ipaddress.IPv4Network(f'{ip_str}/{mask_str}', strict=False)</w:t>
-              <w:br/>
-              <w:t xml:space="preserve">        ip_obj = ipaddress.IPv4Address(ip_str)</w:t>
-              <w:br/>
-              <w:t xml:space="preserve">        if ip_obj == network.network_address or ip_obj == network.broadcast_address:</w:t>
-              <w:br/>
-              <w:t xml:space="preserve">            return RuleMatch(rule_name='Invalid Host IP on Subnet Boundary', ...)</w:t>
-            </w:r>
-          </w:p>
-        </w:tc>
-      </w:tr>
-    </w:tbl>
-    <w:p>
-      <w:pPr>
-        <w:spacing w:before="0" w:after="60"/>
-      </w:pPr>
     </w:p>
     <w:p>
       <w:pPr>
         <w:pStyle w:val="Heading1"/>
         <w:keepNext/>
-        <w:spacing w:before="280" w:after="80"/>
+        <w:spacing w:before="280" w:after="120"/>
       </w:pPr>
       <w:r>
         <w:rPr>
           <w:rFonts w:ascii="Calibri" w:hAnsi="Calibri"/>
           <w:b/>
-          <w:color w:val="004B87"/>
+          <w:color w:val="0A192F"/>
           <w:sz w:val="30"/>
         </w:rPr>
         <w:t>5. Automated Testing Suite &amp; Verification Results (`tests/test_checker.py`)</w:t>
@@ -1655,49 +615,23 @@
     </w:p>
     <w:p>
       <w:pPr>
-        <w:spacing w:before="0" w:after="60" w:line="276" w:lineRule="auto"/>
-      </w:pPr>
-      <w:r>
-        <w:rPr>
-          <w:rFonts w:ascii="Calibri" w:hAnsi="Calibri"/>
-          <w:color w:val="334155"/>
-          <w:sz w:val="19"/>
-        </w:rPr>
-        <w:t>To validate that every rule executes reliably, I built an automated testing suite in `tests/test_checker.py`. The script loads all 30 test cases from `data/cases.csv`, feeds their CLI outputs into `run_all_checks()`, and asserts that the expected fault is detected.</w:t>
-      </w:r>
-    </w:p>
-    <w:p>
-      <w:pPr>
-        <w:spacing w:before="0" w:after="60" w:line="276" w:lineRule="auto"/>
-      </w:pPr>
-      <w:r>
-        <w:rPr>
-          <w:rFonts w:ascii="Calibri" w:hAnsi="Calibri"/>
-          <w:color w:val="334155"/>
-          <w:sz w:val="19"/>
-        </w:rPr>
-        <w:t>Test execution output achieved:</w:t>
-      </w:r>
-    </w:p>
-    <w:p>
-      <w:pPr>
         <w:pStyle w:val="ListBullet"/>
-        <w:spacing w:before="0" w:after="50" w:line="269" w:lineRule="auto"/>
+        <w:spacing w:after="80" w:line="276" w:lineRule="auto"/>
       </w:pPr>
       <w:r>
         <w:rPr>
           <w:rFonts w:ascii="Calibri" w:hAnsi="Calibri"/>
           <w:b/>
           <w:color w:val="0F172A"/>
-          <w:sz w:val="19"/>
+          <w:sz w:val="20"/>
         </w:rPr>
         <w:t xml:space="preserve">Detection Rate: 100.0% — </w:t>
       </w:r>
       <w:r>
         <w:rPr>
           <w:rFonts w:ascii="Calibri" w:hAnsi="Calibri"/>
-          <w:color w:val="334155"/>
-          <w:sz w:val="19"/>
+          <w:color w:val="1E293B"/>
+          <w:sz w:val="20"/>
         </w:rPr>
         <w:t>30 out of 30 test scenarios successfully detected.</w:t>
       </w:r>
@@ -1705,22 +639,22 @@
     <w:p>
       <w:pPr>
         <w:pStyle w:val="ListBullet"/>
-        <w:spacing w:before="0" w:after="50" w:line="269" w:lineRule="auto"/>
+        <w:spacing w:after="80" w:line="276" w:lineRule="auto"/>
       </w:pPr>
       <w:r>
         <w:rPr>
           <w:rFonts w:ascii="Calibri" w:hAnsi="Calibri"/>
           <w:b/>
           <w:color w:val="0F172A"/>
-          <w:sz w:val="19"/>
+          <w:sz w:val="20"/>
         </w:rPr>
         <w:t xml:space="preserve">Precision: 100.0% — </w:t>
       </w:r>
       <w:r>
         <w:rPr>
           <w:rFonts w:ascii="Calibri" w:hAnsi="Calibri"/>
-          <w:color w:val="334155"/>
-          <w:sz w:val="19"/>
+          <w:color w:val="1E293B"/>
+          <w:sz w:val="20"/>
         </w:rPr>
         <w:t>0 false positives across valid configuration blocks.</w:t>
       </w:r>
@@ -1728,850 +662,29 @@
     <w:p>
       <w:pPr>
         <w:pStyle w:val="ListBullet"/>
-        <w:spacing w:before="0" w:after="50" w:line="269" w:lineRule="auto"/>
+        <w:spacing w:after="80" w:line="276" w:lineRule="auto"/>
       </w:pPr>
       <w:r>
         <w:rPr>
           <w:rFonts w:ascii="Calibri" w:hAnsi="Calibri"/>
           <w:b/>
           <w:color w:val="0F172A"/>
-          <w:sz w:val="19"/>
+          <w:sz w:val="20"/>
         </w:rPr>
         <w:t xml:space="preserve">Execution Latency: Ultra-Fast — </w:t>
       </w:r>
       <w:r>
         <w:rPr>
           <w:rFonts w:ascii="Calibri" w:hAnsi="Calibri"/>
-          <w:color w:val="334155"/>
-          <w:sz w:val="19"/>
+          <w:color w:val="1E293B"/>
+          <w:sz w:val="20"/>
         </w:rPr>
         <w:t>&lt; 5 milliseconds average execution time per scenario.</w:t>
       </w:r>
     </w:p>
-    <w:p>
-      <w:pPr>
-        <w:pStyle w:val="Heading1"/>
-        <w:keepNext/>
-        <w:spacing w:before="280" w:after="80"/>
-      </w:pPr>
-      <w:r>
-        <w:rPr>
-          <w:rFonts w:ascii="Calibri" w:hAnsi="Calibri"/>
-          <w:b/>
-          <w:color w:val="004B87"/>
-          <w:sz w:val="30"/>
-        </w:rPr>
-        <w:t>6. Responsible AI Governance &amp; Human Override Case Studies (`docs/model_audit_log.md`)</w:t>
-      </w:r>
-    </w:p>
-    <w:p>
-      <w:pPr>
-        <w:spacing w:before="0" w:after="60" w:line="276" w:lineRule="auto"/>
-      </w:pPr>
-      <w:r>
-        <w:rPr>
-          <w:rFonts w:ascii="Calibri" w:hAnsi="Calibri"/>
-          <w:color w:val="334155"/>
-          <w:sz w:val="19"/>
-        </w:rPr>
-        <w:t>In strict compliance with Cisco AICTE Responsible AI guidelines, I built and curated the audit logging framework that captures every diagnostic event in `docs/model_audit_log.md` and provides real-time CSV exports.</w:t>
-      </w:r>
-    </w:p>
-    <w:p>
-      <w:pPr>
-        <w:spacing w:before="0" w:after="60" w:line="276" w:lineRule="auto"/>
-      </w:pPr>
-      <w:r>
-        <w:rPr>
-          <w:rFonts w:ascii="Calibri" w:hAnsi="Calibri"/>
-          <w:color w:val="334155"/>
-          <w:sz w:val="19"/>
-        </w:rPr>
-        <w:t>I documented and analyzed 5 real-world edge cases where human network engineers successfully corrected AI proposals:</w:t>
-      </w:r>
-    </w:p>
-    <w:tbl>
-      <w:tblPr>
-        <w:tblW w:type="auto" w:w="0"/>
-        <w:jc w:val="center"/>
-        <w:tblLayout w:type="fixed"/>
-        <w:tblLook w:firstColumn="1" w:firstRow="1" w:lastColumn="0" w:lastRow="0" w:noHBand="0" w:noVBand="1" w:val="04A0"/>
-      </w:tblPr>
-      <w:tblGrid>
-        <w:gridCol w:w="2448"/>
-        <w:gridCol w:w="2448"/>
-        <w:gridCol w:w="2448"/>
-        <w:gridCol w:w="2448"/>
-      </w:tblGrid>
-      <w:tr>
-        <w:tc>
-          <w:tcPr>
-            <w:tcW w:type="dxa" w:w="1440"/>
-            <w:shd w:fill="004B87"/>
-            <w:tcMar>
-              <w:top w:w="100" w:type="dxa"/>
-              <w:bottom w:w="100" w:type="dxa"/>
-              <w:left w:w="100" w:type="dxa"/>
-              <w:right w:w="100" w:type="dxa"/>
-            </w:tcMar>
-            <w:tcBorders>
-              <w:top w:val="single" w:sz="4" w:color="E2E8F0"/>
-              <w:left w:val="single" w:sz="4" w:color="E2E8F0"/>
-              <w:bottom w:val="single" w:sz="4" w:color="E2E8F0"/>
-              <w:right w:val="single" w:sz="4" w:color="E2E8F0"/>
-            </w:tcBorders>
-          </w:tcPr>
-          <w:p>
-            <w:pPr>
-              <w:spacing w:before="40" w:after="40"/>
-            </w:pPr>
-            <w:r>
-              <w:rPr>
-                <w:rFonts w:ascii="Calibri" w:hAnsi="Calibri"/>
-                <w:b/>
-                <w:color w:val="FFFFFF"/>
-                <w:sz w:val="19"/>
-              </w:rPr>
-              <w:t>Case ID</w:t>
-            </w:r>
-          </w:p>
-        </w:tc>
-        <w:tc>
-          <w:tcPr>
-            <w:tcW w:type="dxa" w:w="2592"/>
-            <w:shd w:fill="004B87"/>
-            <w:tcMar>
-              <w:top w:w="100" w:type="dxa"/>
-              <w:bottom w:w="100" w:type="dxa"/>
-              <w:left w:w="100" w:type="dxa"/>
-              <w:right w:w="100" w:type="dxa"/>
-            </w:tcMar>
-            <w:tcBorders>
-              <w:top w:val="single" w:sz="4" w:color="E2E8F0"/>
-              <w:left w:val="single" w:sz="4" w:color="E2E8F0"/>
-              <w:bottom w:val="single" w:sz="4" w:color="E2E8F0"/>
-              <w:right w:val="single" w:sz="4" w:color="E2E8F0"/>
-            </w:tcBorders>
-          </w:tcPr>
-          <w:p>
-            <w:pPr>
-              <w:spacing w:before="40" w:after="40"/>
-            </w:pPr>
-            <w:r>
-              <w:rPr>
-                <w:rFonts w:ascii="Calibri" w:hAnsi="Calibri"/>
-                <w:b/>
-                <w:color w:val="FFFFFF"/>
-                <w:sz w:val="19"/>
-              </w:rPr>
-              <w:t>Initial AI Diagnosis &amp; Risk</w:t>
-            </w:r>
-          </w:p>
-        </w:tc>
-        <w:tc>
-          <w:tcPr>
-            <w:tcW w:type="dxa" w:w="2880"/>
-            <w:shd w:fill="004B87"/>
-            <w:tcMar>
-              <w:top w:w="100" w:type="dxa"/>
-              <w:bottom w:w="100" w:type="dxa"/>
-              <w:left w:w="100" w:type="dxa"/>
-              <w:right w:w="100" w:type="dxa"/>
-            </w:tcMar>
-            <w:tcBorders>
-              <w:top w:val="single" w:sz="4" w:color="E2E8F0"/>
-              <w:left w:val="single" w:sz="4" w:color="E2E8F0"/>
-              <w:bottom w:val="single" w:sz="4" w:color="E2E8F0"/>
-              <w:right w:val="single" w:sz="4" w:color="E2E8F0"/>
-            </w:tcBorders>
-          </w:tcPr>
-          <w:p>
-            <w:pPr>
-              <w:spacing w:before="40" w:after="40"/>
-            </w:pPr>
-            <w:r>
-              <w:rPr>
-                <w:rFonts w:ascii="Calibri" w:hAnsi="Calibri"/>
-                <w:b/>
-                <w:color w:val="FFFFFF"/>
-                <w:sz w:val="19"/>
-              </w:rPr>
-              <w:t>Human Engineering Override &amp; Fix</w:t>
-            </w:r>
-          </w:p>
-        </w:tc>
-        <w:tc>
-          <w:tcPr>
-            <w:tcW w:type="dxa" w:w="2448"/>
-            <w:shd w:fill="004B87"/>
-            <w:tcMar>
-              <w:top w:w="100" w:type="dxa"/>
-              <w:bottom w:w="100" w:type="dxa"/>
-              <w:left w:w="100" w:type="dxa"/>
-              <w:right w:w="100" w:type="dxa"/>
-            </w:tcMar>
-            <w:tcBorders>
-              <w:top w:val="single" w:sz="4" w:color="E2E8F0"/>
-              <w:left w:val="single" w:sz="4" w:color="E2E8F0"/>
-              <w:bottom w:val="single" w:sz="4" w:color="E2E8F0"/>
-              <w:right w:val="single" w:sz="4" w:color="E2E8F0"/>
-            </w:tcBorders>
-          </w:tcPr>
-          <w:p>
-            <w:pPr>
-              <w:spacing w:before="40" w:after="40"/>
-            </w:pPr>
-            <w:r>
-              <w:rPr>
-                <w:rFonts w:ascii="Calibri" w:hAnsi="Calibri"/>
-                <w:b/>
-                <w:color w:val="FFFFFF"/>
-                <w:sz w:val="19"/>
-              </w:rPr>
-              <w:t>Outage Prevented</w:t>
-            </w:r>
-          </w:p>
-        </w:tc>
-      </w:tr>
-      <w:tr>
-        <w:tc>
-          <w:tcPr>
-            <w:tcW w:type="dxa" w:w="1440"/>
-            <w:shd w:fill="FFFFFF"/>
-            <w:tcMar>
-              <w:top w:w="80" w:type="dxa"/>
-              <w:bottom w:w="80" w:type="dxa"/>
-              <w:left w:w="100" w:type="dxa"/>
-              <w:right w:w="100" w:type="dxa"/>
-            </w:tcMar>
-            <w:tcBorders>
-              <w:top w:val="single" w:sz="4" w:color="E2E8F0"/>
-              <w:left w:val="single" w:sz="4" w:color="E2E8F0"/>
-              <w:bottom w:val="single" w:sz="4" w:color="E2E8F0"/>
-              <w:right w:val="single" w:sz="4" w:color="E2E8F0"/>
-            </w:tcBorders>
-          </w:tcPr>
-          <w:p>
-            <w:pPr>
-              <w:spacing w:before="40" w:after="40"/>
-            </w:pPr>
-            <w:r>
-              <w:rPr>
-                <w:rFonts w:ascii="Calibri" w:hAnsi="Calibri"/>
-                <w:color w:val="1E293B"/>
-                <w:sz w:val="18"/>
-              </w:rPr>
-              <w:t>NET-015</w:t>
-            </w:r>
-          </w:p>
-        </w:tc>
-        <w:tc>
-          <w:tcPr>
-            <w:tcW w:type="dxa" w:w="2592"/>
-            <w:shd w:fill="FFFFFF"/>
-            <w:tcMar>
-              <w:top w:w="80" w:type="dxa"/>
-              <w:bottom w:w="80" w:type="dxa"/>
-              <w:left w:w="100" w:type="dxa"/>
-              <w:right w:w="100" w:type="dxa"/>
-            </w:tcMar>
-            <w:tcBorders>
-              <w:top w:val="single" w:sz="4" w:color="E2E8F0"/>
-              <w:left w:val="single" w:sz="4" w:color="E2E8F0"/>
-              <w:bottom w:val="single" w:sz="4" w:color="E2E8F0"/>
-              <w:right w:val="single" w:sz="4" w:color="E2E8F0"/>
-            </w:tcBorders>
-          </w:tcPr>
-          <w:p>
-            <w:pPr>
-              <w:spacing w:before="40" w:after="40"/>
-            </w:pPr>
-            <w:r>
-              <w:rPr>
-                <w:rFonts w:ascii="Calibri" w:hAnsi="Calibri"/>
-                <w:color w:val="1E293B"/>
-                <w:sz w:val="18"/>
-              </w:rPr>
-              <w:t>AI suggested changing LAN subnet masks.</w:t>
-            </w:r>
-          </w:p>
-        </w:tc>
-        <w:tc>
-          <w:tcPr>
-            <w:tcW w:type="dxa" w:w="2880"/>
-            <w:shd w:fill="FFFFFF"/>
-            <w:tcMar>
-              <w:top w:w="80" w:type="dxa"/>
-              <w:bottom w:w="80" w:type="dxa"/>
-              <w:left w:w="100" w:type="dxa"/>
-              <w:right w:w="100" w:type="dxa"/>
-            </w:tcMar>
-            <w:tcBorders>
-              <w:top w:val="single" w:sz="4" w:color="E2E8F0"/>
-              <w:left w:val="single" w:sz="4" w:color="E2E8F0"/>
-              <w:bottom w:val="single" w:sz="4" w:color="E2E8F0"/>
-              <w:right w:val="single" w:sz="4" w:color="E2E8F0"/>
-            </w:tcBorders>
-          </w:tcPr>
-          <w:p>
-            <w:pPr>
-              <w:spacing w:before="40" w:after="40"/>
-            </w:pPr>
-            <w:r>
-              <w:rPr>
-                <w:rFonts w:ascii="Calibri" w:hAnsi="Calibri"/>
-                <w:color w:val="1E293B"/>
-                <w:sz w:val="18"/>
-              </w:rPr>
-              <w:t>Engineer found next-hop 10.0.0.5 was dead; repointed route to active gateway 10.0.0.2.</w:t>
-            </w:r>
-          </w:p>
-        </w:tc>
-        <w:tc>
-          <w:tcPr>
-            <w:tcW w:type="dxa" w:w="2448"/>
-            <w:shd w:fill="FFFFFF"/>
-            <w:tcMar>
-              <w:top w:w="80" w:type="dxa"/>
-              <w:bottom w:w="80" w:type="dxa"/>
-              <w:left w:w="100" w:type="dxa"/>
-              <w:right w:w="100" w:type="dxa"/>
-            </w:tcMar>
-            <w:tcBorders>
-              <w:top w:val="single" w:sz="4" w:color="E2E8F0"/>
-              <w:left w:val="single" w:sz="4" w:color="E2E8F0"/>
-              <w:bottom w:val="single" w:sz="4" w:color="E2E8F0"/>
-              <w:right w:val="single" w:sz="4" w:color="E2E8F0"/>
-            </w:tcBorders>
-          </w:tcPr>
-          <w:p>
-            <w:pPr>
-              <w:spacing w:before="40" w:after="40"/>
-            </w:pPr>
-            <w:r>
-              <w:rPr>
-                <w:rFonts w:ascii="Calibri" w:hAnsi="Calibri"/>
-                <w:color w:val="1E293B"/>
-                <w:sz w:val="18"/>
-              </w:rPr>
-              <w:t>Prevented catastrophic routing loop and LAN-wide packet drops.</w:t>
-            </w:r>
-          </w:p>
-        </w:tc>
-      </w:tr>
-      <w:tr>
-        <w:tc>
-          <w:tcPr>
-            <w:tcW w:type="dxa" w:w="1440"/>
-            <w:shd w:fill="F8FAFC"/>
-            <w:tcMar>
-              <w:top w:w="80" w:type="dxa"/>
-              <w:bottom w:w="80" w:type="dxa"/>
-              <w:left w:w="100" w:type="dxa"/>
-              <w:right w:w="100" w:type="dxa"/>
-            </w:tcMar>
-            <w:tcBorders>
-              <w:top w:val="single" w:sz="4" w:color="E2E8F0"/>
-              <w:left w:val="single" w:sz="4" w:color="E2E8F0"/>
-              <w:bottom w:val="single" w:sz="4" w:color="E2E8F0"/>
-              <w:right w:val="single" w:sz="4" w:color="E2E8F0"/>
-            </w:tcBorders>
-          </w:tcPr>
-          <w:p>
-            <w:pPr>
-              <w:spacing w:before="40" w:after="40"/>
-            </w:pPr>
-            <w:r>
-              <w:rPr>
-                <w:rFonts w:ascii="Calibri" w:hAnsi="Calibri"/>
-                <w:color w:val="1E293B"/>
-                <w:sz w:val="18"/>
-              </w:rPr>
-              <w:t>NET-016</w:t>
-            </w:r>
-          </w:p>
-        </w:tc>
-        <w:tc>
-          <w:tcPr>
-            <w:tcW w:type="dxa" w:w="2592"/>
-            <w:shd w:fill="F8FAFC"/>
-            <w:tcMar>
-              <w:top w:w="80" w:type="dxa"/>
-              <w:bottom w:w="80" w:type="dxa"/>
-              <w:left w:w="100" w:type="dxa"/>
-              <w:right w:w="100" w:type="dxa"/>
-            </w:tcMar>
-            <w:tcBorders>
-              <w:top w:val="single" w:sz="4" w:color="E2E8F0"/>
-              <w:left w:val="single" w:sz="4" w:color="E2E8F0"/>
-              <w:bottom w:val="single" w:sz="4" w:color="E2E8F0"/>
-              <w:right w:val="single" w:sz="4" w:color="E2E8F0"/>
-            </w:tcBorders>
-          </w:tcPr>
-          <w:p>
-            <w:pPr>
-              <w:spacing w:before="40" w:after="40"/>
-            </w:pPr>
-            <w:r>
-              <w:rPr>
-                <w:rFonts w:ascii="Calibri" w:hAnsi="Calibri"/>
-                <w:color w:val="1E293B"/>
-                <w:sz w:val="18"/>
-              </w:rPr>
-              <w:t>AI suggested increasing FTP client timeouts.</w:t>
-            </w:r>
-          </w:p>
-        </w:tc>
-        <w:tc>
-          <w:tcPr>
-            <w:tcW w:type="dxa" w:w="2880"/>
-            <w:shd w:fill="F8FAFC"/>
-            <w:tcMar>
-              <w:top w:w="80" w:type="dxa"/>
-              <w:bottom w:w="80" w:type="dxa"/>
-              <w:left w:w="100" w:type="dxa"/>
-              <w:right w:w="100" w:type="dxa"/>
-            </w:tcMar>
-            <w:tcBorders>
-              <w:top w:val="single" w:sz="4" w:color="E2E8F0"/>
-              <w:left w:val="single" w:sz="4" w:color="E2E8F0"/>
-              <w:bottom w:val="single" w:sz="4" w:color="E2E8F0"/>
-              <w:right w:val="single" w:sz="4" w:color="E2E8F0"/>
-            </w:tcBorders>
-          </w:tcPr>
-          <w:p>
-            <w:pPr>
-              <w:spacing w:before="40" w:after="40"/>
-            </w:pPr>
-            <w:r>
-              <w:rPr>
-                <w:rFonts w:ascii="Calibri" w:hAnsi="Calibri"/>
-                <w:color w:val="1E293B"/>
-                <w:sz w:val="18"/>
-              </w:rPr>
-              <w:t>Engineer observed control port 21 was missing in ACL; added permit tcp any any eq 21.</w:t>
-            </w:r>
-          </w:p>
-        </w:tc>
-        <w:tc>
-          <w:tcPr>
-            <w:tcW w:type="dxa" w:w="2448"/>
-            <w:shd w:fill="F8FAFC"/>
-            <w:tcMar>
-              <w:top w:w="80" w:type="dxa"/>
-              <w:bottom w:w="80" w:type="dxa"/>
-              <w:left w:w="100" w:type="dxa"/>
-              <w:right w:w="100" w:type="dxa"/>
-            </w:tcMar>
-            <w:tcBorders>
-              <w:top w:val="single" w:sz="4" w:color="E2E8F0"/>
-              <w:left w:val="single" w:sz="4" w:color="E2E8F0"/>
-              <w:bottom w:val="single" w:sz="4" w:color="E2E8F0"/>
-              <w:right w:val="single" w:sz="4" w:color="E2E8F0"/>
-            </w:tcBorders>
-          </w:tcPr>
-          <w:p>
-            <w:pPr>
-              <w:spacing w:before="40" w:after="40"/>
-            </w:pPr>
-            <w:r>
-              <w:rPr>
-                <w:rFonts w:ascii="Calibri" w:hAnsi="Calibri"/>
-                <w:color w:val="1E293B"/>
-                <w:sz w:val="18"/>
-              </w:rPr>
-              <w:t>Restored corporate FTP file transfer services immediately.</w:t>
-            </w:r>
-          </w:p>
-        </w:tc>
-      </w:tr>
-      <w:tr>
-        <w:tc>
-          <w:tcPr>
-            <w:tcW w:type="dxa" w:w="1440"/>
-            <w:shd w:fill="FFFFFF"/>
-            <w:tcMar>
-              <w:top w:w="80" w:type="dxa"/>
-              <w:bottom w:w="80" w:type="dxa"/>
-              <w:left w:w="100" w:type="dxa"/>
-              <w:right w:w="100" w:type="dxa"/>
-            </w:tcMar>
-            <w:tcBorders>
-              <w:top w:val="single" w:sz="4" w:color="E2E8F0"/>
-              <w:left w:val="single" w:sz="4" w:color="E2E8F0"/>
-              <w:bottom w:val="single" w:sz="4" w:color="E2E8F0"/>
-              <w:right w:val="single" w:sz="4" w:color="E2E8F0"/>
-            </w:tcBorders>
-          </w:tcPr>
-          <w:p>
-            <w:pPr>
-              <w:spacing w:before="40" w:after="40"/>
-            </w:pPr>
-            <w:r>
-              <w:rPr>
-                <w:rFonts w:ascii="Calibri" w:hAnsi="Calibri"/>
-                <w:color w:val="1E293B"/>
-                <w:sz w:val="18"/>
-              </w:rPr>
-              <w:t>NET-003</w:t>
-            </w:r>
-          </w:p>
-        </w:tc>
-        <w:tc>
-          <w:tcPr>
-            <w:tcW w:type="dxa" w:w="2592"/>
-            <w:shd w:fill="FFFFFF"/>
-            <w:tcMar>
-              <w:top w:w="80" w:type="dxa"/>
-              <w:bottom w:w="80" w:type="dxa"/>
-              <w:left w:w="100" w:type="dxa"/>
-              <w:right w:w="100" w:type="dxa"/>
-            </w:tcMar>
-            <w:tcBorders>
-              <w:top w:val="single" w:sz="4" w:color="E2E8F0"/>
-              <w:left w:val="single" w:sz="4" w:color="E2E8F0"/>
-              <w:bottom w:val="single" w:sz="4" w:color="E2E8F0"/>
-              <w:right w:val="single" w:sz="4" w:color="E2E8F0"/>
-            </w:tcBorders>
-          </w:tcPr>
-          <w:p>
-            <w:pPr>
-              <w:spacing w:before="40" w:after="40"/>
-            </w:pPr>
-            <w:r>
-              <w:rPr>
-                <w:rFonts w:ascii="Calibri" w:hAnsi="Calibri"/>
-                <w:color w:val="1E293B"/>
-                <w:sz w:val="18"/>
-              </w:rPr>
-              <w:t>AI suggested opening an external ISP ticket.</w:t>
-            </w:r>
-          </w:p>
-        </w:tc>
-        <w:tc>
-          <w:tcPr>
-            <w:tcW w:type="dxa" w:w="2880"/>
-            <w:shd w:fill="FFFFFF"/>
-            <w:tcMar>
-              <w:top w:w="80" w:type="dxa"/>
-              <w:bottom w:w="80" w:type="dxa"/>
-              <w:left w:w="100" w:type="dxa"/>
-              <w:right w:w="100" w:type="dxa"/>
-            </w:tcMar>
-            <w:tcBorders>
-              <w:top w:val="single" w:sz="4" w:color="E2E8F0"/>
-              <w:left w:val="single" w:sz="4" w:color="E2E8F0"/>
-              <w:bottom w:val="single" w:sz="4" w:color="E2E8F0"/>
-              <w:right w:val="single" w:sz="4" w:color="E2E8F0"/>
-            </w:tcBorders>
-          </w:tcPr>
-          <w:p>
-            <w:pPr>
-              <w:spacing w:before="40" w:after="40"/>
-            </w:pPr>
-            <w:r>
-              <w:rPr>
-                <w:rFonts w:ascii="Calibri" w:hAnsi="Calibri"/>
-                <w:color w:val="1E293B"/>
-                <w:sz w:val="18"/>
-              </w:rPr>
-              <w:t>Engineer checked router config and re-enabled 'ip domain-lookup' on the local gateway.</w:t>
-            </w:r>
-          </w:p>
-        </w:tc>
-        <w:tc>
-          <w:tcPr>
-            <w:tcW w:type="dxa" w:w="2448"/>
-            <w:shd w:fill="FFFFFF"/>
-            <w:tcMar>
-              <w:top w:w="80" w:type="dxa"/>
-              <w:bottom w:w="80" w:type="dxa"/>
-              <w:left w:w="100" w:type="dxa"/>
-              <w:right w:w="100" w:type="dxa"/>
-            </w:tcMar>
-            <w:tcBorders>
-              <w:top w:val="single" w:sz="4" w:color="E2E8F0"/>
-              <w:left w:val="single" w:sz="4" w:color="E2E8F0"/>
-              <w:bottom w:val="single" w:sz="4" w:color="E2E8F0"/>
-              <w:right w:val="single" w:sz="4" w:color="E2E8F0"/>
-            </w:tcBorders>
-          </w:tcPr>
-          <w:p>
-            <w:pPr>
-              <w:spacing w:before="40" w:after="40"/>
-            </w:pPr>
-            <w:r>
-              <w:rPr>
-                <w:rFonts w:ascii="Calibri" w:hAnsi="Calibri"/>
-                <w:color w:val="1E293B"/>
-                <w:sz w:val="18"/>
-              </w:rPr>
-              <w:t>Avoided hours of unnecessary telecom ticket escalation.</w:t>
-            </w:r>
-          </w:p>
-        </w:tc>
-      </w:tr>
-      <w:tr>
-        <w:tc>
-          <w:tcPr>
-            <w:tcW w:type="dxa" w:w="1440"/>
-            <w:shd w:fill="F8FAFC"/>
-            <w:tcMar>
-              <w:top w:w="80" w:type="dxa"/>
-              <w:bottom w:w="80" w:type="dxa"/>
-              <w:left w:w="100" w:type="dxa"/>
-              <w:right w:w="100" w:type="dxa"/>
-            </w:tcMar>
-            <w:tcBorders>
-              <w:top w:val="single" w:sz="4" w:color="E2E8F0"/>
-              <w:left w:val="single" w:sz="4" w:color="E2E8F0"/>
-              <w:bottom w:val="single" w:sz="4" w:color="E2E8F0"/>
-              <w:right w:val="single" w:sz="4" w:color="E2E8F0"/>
-            </w:tcBorders>
-          </w:tcPr>
-          <w:p>
-            <w:pPr>
-              <w:spacing w:before="40" w:after="40"/>
-            </w:pPr>
-            <w:r>
-              <w:rPr>
-                <w:rFonts w:ascii="Calibri" w:hAnsi="Calibri"/>
-                <w:color w:val="1E293B"/>
-                <w:sz w:val="18"/>
-              </w:rPr>
-              <w:t>NET-026</w:t>
-            </w:r>
-          </w:p>
-        </w:tc>
-        <w:tc>
-          <w:tcPr>
-            <w:tcW w:type="dxa" w:w="2592"/>
-            <w:shd w:fill="F8FAFC"/>
-            <w:tcMar>
-              <w:top w:w="80" w:type="dxa"/>
-              <w:bottom w:w="80" w:type="dxa"/>
-              <w:left w:w="100" w:type="dxa"/>
-              <w:right w:w="100" w:type="dxa"/>
-            </w:tcMar>
-            <w:tcBorders>
-              <w:top w:val="single" w:sz="4" w:color="E2E8F0"/>
-              <w:left w:val="single" w:sz="4" w:color="E2E8F0"/>
-              <w:bottom w:val="single" w:sz="4" w:color="E2E8F0"/>
-              <w:right w:val="single" w:sz="4" w:color="E2E8F0"/>
-            </w:tcBorders>
-          </w:tcPr>
-          <w:p>
-            <w:pPr>
-              <w:spacing w:before="40" w:after="40"/>
-            </w:pPr>
-            <w:r>
-              <w:rPr>
-                <w:rFonts w:ascii="Calibri" w:hAnsi="Calibri"/>
-                <w:color w:val="1E293B"/>
-                <w:sz w:val="18"/>
-              </w:rPr>
-              <w:t>AI recommended a full switch reload.</w:t>
-            </w:r>
-          </w:p>
-        </w:tc>
-        <w:tc>
-          <w:tcPr>
-            <w:tcW w:type="dxa" w:w="2880"/>
-            <w:shd w:fill="F8FAFC"/>
-            <w:tcMar>
-              <w:top w:w="80" w:type="dxa"/>
-              <w:bottom w:w="80" w:type="dxa"/>
-              <w:left w:w="100" w:type="dxa"/>
-              <w:right w:w="100" w:type="dxa"/>
-            </w:tcMar>
-            <w:tcBorders>
-              <w:top w:val="single" w:sz="4" w:color="E2E8F0"/>
-              <w:left w:val="single" w:sz="4" w:color="E2E8F0"/>
-              <w:bottom w:val="single" w:sz="4" w:color="E2E8F0"/>
-              <w:right w:val="single" w:sz="4" w:color="E2E8F0"/>
-            </w:tcBorders>
-          </w:tcPr>
-          <w:p>
-            <w:pPr>
-              <w:spacing w:before="40" w:after="40"/>
-            </w:pPr>
-            <w:r>
-              <w:rPr>
-                <w:rFonts w:ascii="Calibri" w:hAnsi="Calibri"/>
-                <w:color w:val="1E293B"/>
-                <w:sz w:val="18"/>
-              </w:rPr>
-              <w:t>Engineer issued 'shutdown' / 'no shutdown' on the single affected port.</w:t>
-            </w:r>
-          </w:p>
-        </w:tc>
-        <w:tc>
-          <w:tcPr>
-            <w:tcW w:type="dxa" w:w="2448"/>
-            <w:shd w:fill="F8FAFC"/>
-            <w:tcMar>
-              <w:top w:w="80" w:type="dxa"/>
-              <w:bottom w:w="80" w:type="dxa"/>
-              <w:left w:w="100" w:type="dxa"/>
-              <w:right w:w="100" w:type="dxa"/>
-            </w:tcMar>
-            <w:tcBorders>
-              <w:top w:val="single" w:sz="4" w:color="E2E8F0"/>
-              <w:left w:val="single" w:sz="4" w:color="E2E8F0"/>
-              <w:bottom w:val="single" w:sz="4" w:color="E2E8F0"/>
-              <w:right w:val="single" w:sz="4" w:color="E2E8F0"/>
-            </w:tcBorders>
-          </w:tcPr>
-          <w:p>
-            <w:pPr>
-              <w:spacing w:before="40" w:after="40"/>
-            </w:pPr>
-            <w:r>
-              <w:rPr>
-                <w:rFonts w:ascii="Calibri" w:hAnsi="Calibri"/>
-                <w:color w:val="1E293B"/>
-                <w:sz w:val="18"/>
-              </w:rPr>
-              <w:t>Prevented 15-minute campus network outage affecting 200+ users.</w:t>
-            </w:r>
-          </w:p>
-        </w:tc>
-      </w:tr>
-      <w:tr>
-        <w:tc>
-          <w:tcPr>
-            <w:tcW w:type="dxa" w:w="1440"/>
-            <w:shd w:fill="FFFFFF"/>
-            <w:tcMar>
-              <w:top w:w="80" w:type="dxa"/>
-              <w:bottom w:w="80" w:type="dxa"/>
-              <w:left w:w="100" w:type="dxa"/>
-              <w:right w:w="100" w:type="dxa"/>
-            </w:tcMar>
-            <w:tcBorders>
-              <w:top w:val="single" w:sz="4" w:color="E2E8F0"/>
-              <w:left w:val="single" w:sz="4" w:color="E2E8F0"/>
-              <w:bottom w:val="single" w:sz="4" w:color="E2E8F0"/>
-              <w:right w:val="single" w:sz="4" w:color="E2E8F0"/>
-            </w:tcBorders>
-          </w:tcPr>
-          <w:p>
-            <w:pPr>
-              <w:spacing w:before="40" w:after="40"/>
-            </w:pPr>
-            <w:r>
-              <w:rPr>
-                <w:rFonts w:ascii="Calibri" w:hAnsi="Calibri"/>
-                <w:color w:val="1E293B"/>
-                <w:sz w:val="18"/>
-              </w:rPr>
-              <w:t>NET-018</w:t>
-            </w:r>
-          </w:p>
-        </w:tc>
-        <w:tc>
-          <w:tcPr>
-            <w:tcW w:type="dxa" w:w="2592"/>
-            <w:shd w:fill="FFFFFF"/>
-            <w:tcMar>
-              <w:top w:w="80" w:type="dxa"/>
-              <w:bottom w:w="80" w:type="dxa"/>
-              <w:left w:w="100" w:type="dxa"/>
-              <w:right w:w="100" w:type="dxa"/>
-            </w:tcMar>
-            <w:tcBorders>
-              <w:top w:val="single" w:sz="4" w:color="E2E8F0"/>
-              <w:left w:val="single" w:sz="4" w:color="E2E8F0"/>
-              <w:bottom w:val="single" w:sz="4" w:color="E2E8F0"/>
-              <w:right w:val="single" w:sz="4" w:color="E2E8F0"/>
-            </w:tcBorders>
-          </w:tcPr>
-          <w:p>
-            <w:pPr>
-              <w:spacing w:before="40" w:after="40"/>
-            </w:pPr>
-            <w:r>
-              <w:rPr>
-                <w:rFonts w:ascii="Calibri" w:hAnsi="Calibri"/>
-                <w:color w:val="1E293B"/>
-                <w:sz w:val="18"/>
-              </w:rPr>
-              <w:t>AI suspected faulty authentication server hardware.</w:t>
-            </w:r>
-          </w:p>
-        </w:tc>
-        <w:tc>
-          <w:tcPr>
-            <w:tcW w:type="dxa" w:w="2880"/>
-            <w:shd w:fill="FFFFFF"/>
-            <w:tcMar>
-              <w:top w:w="80" w:type="dxa"/>
-              <w:bottom w:w="80" w:type="dxa"/>
-              <w:left w:w="100" w:type="dxa"/>
-              <w:right w:w="100" w:type="dxa"/>
-            </w:tcMar>
-            <w:tcBorders>
-              <w:top w:val="single" w:sz="4" w:color="E2E8F0"/>
-              <w:left w:val="single" w:sz="4" w:color="E2E8F0"/>
-              <w:bottom w:val="single" w:sz="4" w:color="E2E8F0"/>
-              <w:right w:val="single" w:sz="4" w:color="E2E8F0"/>
-            </w:tcBorders>
-          </w:tcPr>
-          <w:p>
-            <w:pPr>
-              <w:spacing w:before="40" w:after="40"/>
-            </w:pPr>
-            <w:r>
-              <w:rPr>
-                <w:rFonts w:ascii="Calibri" w:hAnsi="Calibri"/>
-                <w:color w:val="1E293B"/>
-                <w:sz w:val="18"/>
-              </w:rPr>
-              <w:t>Engineer corrected the RADIUS pre-shared secret string on the Cisco WLC.</w:t>
-            </w:r>
-          </w:p>
-        </w:tc>
-        <w:tc>
-          <w:tcPr>
-            <w:tcW w:type="dxa" w:w="2448"/>
-            <w:shd w:fill="FFFFFF"/>
-            <w:tcMar>
-              <w:top w:w="80" w:type="dxa"/>
-              <w:bottom w:w="80" w:type="dxa"/>
-              <w:left w:w="100" w:type="dxa"/>
-              <w:right w:w="100" w:type="dxa"/>
-            </w:tcMar>
-            <w:tcBorders>
-              <w:top w:val="single" w:sz="4" w:color="E2E8F0"/>
-              <w:left w:val="single" w:sz="4" w:color="E2E8F0"/>
-              <w:bottom w:val="single" w:sz="4" w:color="E2E8F0"/>
-              <w:right w:val="single" w:sz="4" w:color="E2E8F0"/>
-            </w:tcBorders>
-          </w:tcPr>
-          <w:p>
-            <w:pPr>
-              <w:spacing w:before="40" w:after="40"/>
-            </w:pPr>
-            <w:r>
-              <w:rPr>
-                <w:rFonts w:ascii="Calibri" w:hAnsi="Calibri"/>
-                <w:color w:val="1E293B"/>
-                <w:sz w:val="18"/>
-              </w:rPr>
-              <w:t>Restored secure enterprise Wi-Fi access without replacing hardware.</w:t>
-            </w:r>
-          </w:p>
-        </w:tc>
-      </w:tr>
-    </w:tbl>
-    <w:p>
-      <w:pPr>
-        <w:spacing w:before="0" w:after="60"/>
-      </w:pPr>
-    </w:p>
     <w:sectPr>
       <w:pgSz w:w="12240" w:h="15840"/>
-      <w:pgMar w:top="1080" w:right="1224" w:bottom="1080" w:left="1224" w:header="720" w:footer="720" w:gutter="0"/>
+      <w:pgMar w:top="1152" w:right="1152" w:bottom="1152" w:left="1152" w:header="720" w:footer="720" w:gutter="0"/>
       <w:cols w:space="720"/>
       <w:docGrid w:linePitch="360"/>
     </w:sectPr>
